--- a/t09_s1.docx
+++ b/t09_s1.docx
@@ -3,2168 +3,1698 @@
 <w:document xmlns:wpc="http://schemas.microsoft.com/office/word/2010/wordprocessingCanvas" xmlns:mo="http://schemas.microsoft.com/office/mac/office/2008/main" xmlns:mc="http://schemas.openxmlformats.org/markup-compatibility/2006" xmlns:mv="urn:schemas-microsoft-com:mac:vml" xmlns:o="urn:schemas-microsoft-com:office:office" xmlns:r="http://schemas.openxmlformats.org/officeDocument/2006/relationships" xmlns:m="http://schemas.openxmlformats.org/officeDocument/2006/math" xmlns:v="urn:schemas-microsoft-com:vml" xmlns:wp14="http://schemas.microsoft.com/office/word/2010/wordprocessingDrawing" xmlns:wp="http://schemas.openxmlformats.org/drawingml/2006/wordprocessingDrawing" xmlns:w10="urn:schemas-microsoft-com:office:word" xmlns:w="http://schemas.openxmlformats.org/wordprocessingml/2006/main" xmlns:w14="http://schemas.microsoft.com/office/word/2010/wordml" xmlns:wpg="http://schemas.microsoft.com/office/word/2010/wordprocessingGroup" xmlns:wpi="http://schemas.microsoft.com/office/word/2010/wordprocessingInk" xmlns:wne="http://schemas.microsoft.com/office/word/2006/wordml" xmlns:wps="http://schemas.microsoft.com/office/word/2010/wordprocessingShape" mc:Ignorable="w14 wp14">
   <w:body>
     <w:p>
-      <w:pPr>
-        <w:spacing w:after="20" w:before="120"/>
-      </w:pPr>
-      <w:r>
-        <w:rPr>
-          <w:b/>
-          <w:sz w:val="22"/>
-        </w:rPr>
-        <w:t>Question: A female comes on first antenatal visit at 10 weeks and states that she already have two earlier pregnancy that was delivered three years ago in NST OB 4 that one baby delivered at 36 weeks of gestation and another is delivered at 39 weeks of gestation. What is the GTPAL score?</w:t>
-      </w:r>
-    </w:p>
-    <w:p>
-      <w:pPr>
-        <w:spacing w:after="0" w:before="0"/>
-      </w:pPr>
-      <w:r>
-        <w:rPr>
-          <w:b w:val="0"/>
-          <w:sz w:val="22"/>
-        </w:rPr>
-        <w:t>(a) G3 T2 P2 A1 L2</w:t>
-      </w:r>
-    </w:p>
-    <w:p>
-      <w:pPr>
-        <w:spacing w:after="0" w:before="0"/>
-      </w:pPr>
-      <w:r>
-        <w:rPr>
-          <w:b w:val="0"/>
-          <w:sz w:val="22"/>
-        </w:rPr>
-        <w:t>(b) G3 T1 P1 A3 L1</w:t>
-      </w:r>
-    </w:p>
-    <w:p>
-      <w:pPr>
-        <w:spacing w:after="0" w:before="0"/>
-      </w:pPr>
-      <w:r>
-        <w:rPr>
-          <w:b w:val="0"/>
-          <w:sz w:val="22"/>
-        </w:rPr>
-        <w:t>(c) G3 T1 P0 A1 L3</w:t>
-      </w:r>
-    </w:p>
-    <w:p>
-      <w:pPr>
-        <w:spacing w:after="0" w:before="0"/>
-      </w:pPr>
-      <w:r>
-        <w:rPr>
-          <w:b w:val="0"/>
-          <w:sz w:val="22"/>
-        </w:rPr>
-        <w:t>(d) G3 T1 P1 A0 L2</w:t>
-      </w:r>
-    </w:p>
-    <w:p>
-      <w:pPr>
-        <w:spacing w:after="0" w:before="40"/>
-      </w:pPr>
-      <w:r>
-        <w:rPr>
-          <w:b/>
-          <w:sz w:val="22"/>
-        </w:rPr>
-        <w:t>Answer: c</w:t>
-      </w:r>
-    </w:p>
-    <w:p>
-      <w:pPr>
-        <w:spacing w:after="0" w:before="0"/>
-      </w:pPr>
-      <w:r>
-        <w:rPr>
-          <w:b w:val="0"/>
-          <w:sz w:val="21"/>
-        </w:rPr>
-        <w:t>Solution: GTPAL is a system used to describe a woman's obstetric history. G stands for gravida, which is the total number of times a woman has been pregnant, including the current pregnancy. T stands for term births, the number of pregnancies carried to term, i.e., 37 weeks or more. P stands for preterm births, the number of pregnancies delivered before 37 weeks. A stands for abortions, including miscarriages and elective terminations. L stands for living children. Based on the given information, the GTPAL score would be G3 T1 P1 A0 L2, indicating that the woman has been pregnant three times, had one term birth, one preterm birth, no abortions, and two living children. (Source: Williams Obstetrics, 25th edition, Chapter 3, page 47)</w:t>
-      </w:r>
-    </w:p>
-    <w:p>
-      <w:pPr>
-        <w:spacing w:after="0" w:before="0"/>
-      </w:pPr>
-      <w:r>
-        <w:rPr>
-          <w:b w:val="0"/>
-          <w:sz w:val="20"/>
-        </w:rPr>
-        <w:t>Positive Marks: 1</w:t>
-      </w:r>
-    </w:p>
-    <w:p>
-      <w:pPr>
-        <w:spacing w:after="160" w:before="0"/>
-      </w:pPr>
-      <w:r>
-        <w:rPr>
-          <w:b w:val="0"/>
-          <w:sz w:val="20"/>
-        </w:rPr>
-        <w:t>Negative Marks: 0.25</w:t>
-      </w:r>
-    </w:p>
-    <w:p>
-      <w:pPr>
-        <w:spacing w:after="20" w:before="120"/>
-      </w:pPr>
-      <w:r>
-        <w:rPr>
-          <w:b/>
-          <w:sz w:val="22"/>
-        </w:rPr>
-        <w:t>Question: The pelvis shape has the poorest prognosis from vaginal delivery?</w:t>
-      </w:r>
-    </w:p>
-    <w:p>
-      <w:pPr>
-        <w:spacing w:after="0" w:before="0"/>
-      </w:pPr>
-      <w:r>
-        <w:rPr>
-          <w:b w:val="0"/>
-          <w:sz w:val="22"/>
-        </w:rPr>
-        <w:t>(a) Android</w:t>
-      </w:r>
-    </w:p>
-    <w:p>
-      <w:pPr>
-        <w:spacing w:after="0" w:before="0"/>
-      </w:pPr>
-      <w:r>
-        <w:rPr>
-          <w:b w:val="0"/>
-          <w:sz w:val="22"/>
-        </w:rPr>
-        <w:t>(b) Platypelloid</w:t>
-      </w:r>
-    </w:p>
-    <w:p>
-      <w:pPr>
-        <w:spacing w:after="0" w:before="0"/>
-      </w:pPr>
-      <w:r>
-        <w:rPr>
-          <w:b w:val="0"/>
-          <w:sz w:val="22"/>
-        </w:rPr>
-        <w:t>(c) Anthropoid</w:t>
-      </w:r>
-    </w:p>
-    <w:p>
-      <w:pPr>
-        <w:spacing w:after="0" w:before="0"/>
-      </w:pPr>
-      <w:r>
-        <w:rPr>
-          <w:b w:val="0"/>
-          <w:sz w:val="22"/>
-        </w:rPr>
-        <w:t>(d) Gynecoid</w:t>
-      </w:r>
-    </w:p>
-    <w:p>
-      <w:pPr>
-        <w:spacing w:after="0" w:before="40"/>
-      </w:pPr>
-      <w:r>
-        <w:rPr>
-          <w:b/>
-          <w:sz w:val="22"/>
-        </w:rPr>
-        <w:t>Answer: a</w:t>
-      </w:r>
-    </w:p>
-    <w:p>
-      <w:pPr>
-        <w:spacing w:after="0" w:before="0"/>
-      </w:pPr>
-      <w:r>
-        <w:rPr>
-          <w:b w:val="0"/>
-          <w:sz w:val="21"/>
-        </w:rPr>
-        <w:t>Solution: The android (male-type) pelvis has a narrow, heart-shaped inlet and convergent side walls, giving the poorest prognosis for vaginal delivery.</w:t>
-      </w:r>
-    </w:p>
-    <w:p>
-      <w:pPr>
-        <w:spacing w:after="0" w:before="0"/>
-      </w:pPr>
-      <w:r>
-        <w:rPr>
-          <w:b w:val="0"/>
-          <w:sz w:val="20"/>
-        </w:rPr>
-        <w:t>Positive Marks: 1</w:t>
-      </w:r>
-    </w:p>
-    <w:p>
-      <w:pPr>
-        <w:spacing w:after="160" w:before="0"/>
-      </w:pPr>
-      <w:r>
-        <w:rPr>
-          <w:b w:val="0"/>
-          <w:sz w:val="20"/>
-        </w:rPr>
-        <w:t>Negative Marks: 0.25</w:t>
-      </w:r>
-    </w:p>
-    <w:p>
-      <w:pPr>
-        <w:spacing w:after="20" w:before="120"/>
-      </w:pPr>
-      <w:r>
-        <w:rPr>
-          <w:b/>
-          <w:sz w:val="22"/>
-        </w:rPr>
-        <w:t>Question: Absolute contraindicated of OCP in which condition?</w:t>
-      </w:r>
-    </w:p>
-    <w:p>
-      <w:pPr>
-        <w:spacing w:after="0" w:before="0"/>
-      </w:pPr>
-      <w:r>
-        <w:rPr>
-          <w:b w:val="0"/>
-          <w:sz w:val="22"/>
-        </w:rPr>
-        <w:t>(a) Migraine with aura</w:t>
-      </w:r>
-    </w:p>
-    <w:p>
-      <w:pPr>
-        <w:spacing w:after="0" w:before="0"/>
-      </w:pPr>
-      <w:r>
-        <w:rPr>
-          <w:b w:val="0"/>
-          <w:sz w:val="22"/>
-        </w:rPr>
-        <w:t>(b) Pregnancy</w:t>
-      </w:r>
-    </w:p>
-    <w:p>
-      <w:pPr>
-        <w:spacing w:after="0" w:before="0"/>
-      </w:pPr>
-      <w:r>
-        <w:rPr>
-          <w:b w:val="0"/>
-          <w:sz w:val="22"/>
-        </w:rPr>
-        <w:t>(c) Venous thrombus</w:t>
-      </w:r>
-    </w:p>
-    <w:p>
-      <w:pPr>
-        <w:spacing w:after="0" w:before="0"/>
-      </w:pPr>
-      <w:r>
-        <w:rPr>
-          <w:b w:val="0"/>
-          <w:sz w:val="22"/>
-        </w:rPr>
-        <w:t>(d) Hypertension &amp; Diabetics</w:t>
-      </w:r>
-    </w:p>
-    <w:p>
-      <w:pPr>
-        <w:spacing w:after="0" w:before="40"/>
-      </w:pPr>
-      <w:r>
-        <w:rPr>
-          <w:b/>
-          <w:sz w:val="22"/>
-        </w:rPr>
-        <w:t>Answer: b</w:t>
-      </w:r>
-    </w:p>
-    <w:p>
-      <w:pPr>
-        <w:spacing w:after="0" w:before="0"/>
-      </w:pPr>
-      <w:r>
-        <w:rPr>
-          <w:b w:val="0"/>
-          <w:sz w:val="21"/>
-        </w:rPr>
-        <w:t>Solution: Absolute contraindication of oral contraceptive pills (OCP) includes pregnancy (option D). OCPs contain synthetic hormones that regulate the menstrual cycle and prevent pregnancy. However, they should not be used during an existing pregnancy due to the potential risks to the developing fetus. OCPs are designed to prevent pregnancy, and their use during pregnancy is not indicated. It is important for healthcare providers to screen for pregnancy before initiating OCP use and advise women to discontinue OCPs if they become pregnant. Other contraindications to OCP use include a history of blood clots, certain types of cancers, liver disease, and uncontrolled hypertension.</w:t>
-      </w:r>
-    </w:p>
-    <w:p>
-      <w:pPr>
-        <w:spacing w:after="0" w:before="0"/>
-      </w:pPr>
-      <w:r>
-        <w:rPr>
-          <w:b w:val="0"/>
-          <w:sz w:val="20"/>
-        </w:rPr>
-        <w:t>Positive Marks: 1</w:t>
-      </w:r>
-    </w:p>
-    <w:p>
-      <w:pPr>
-        <w:spacing w:after="160" w:before="0"/>
-      </w:pPr>
-      <w:r>
-        <w:rPr>
-          <w:b w:val="0"/>
-          <w:sz w:val="20"/>
-        </w:rPr>
-        <w:t>Negative Marks: 0.25</w:t>
-      </w:r>
-    </w:p>
-    <w:p>
-      <w:pPr>
-        <w:spacing w:after="20" w:before="120"/>
-      </w:pPr>
-      <w:r>
-        <w:rPr>
-          <w:b/>
-          <w:sz w:val="22"/>
-        </w:rPr>
-        <w:t>Question: What is the immediate priority first aid management for chemical splash/foreign substance in the eye?</w:t>
-      </w:r>
-    </w:p>
-    <w:p>
-      <w:pPr>
-        <w:spacing w:after="0" w:before="0"/>
-      </w:pPr>
-      <w:r>
-        <w:rPr>
-          <w:b w:val="0"/>
-          <w:sz w:val="22"/>
-        </w:rPr>
-        <w:t>(a) Cover with tight pressure patch</w:t>
-      </w:r>
-    </w:p>
-    <w:p>
-      <w:pPr>
-        <w:spacing w:after="0" w:before="0"/>
-      </w:pPr>
-      <w:r>
-        <w:rPr>
-          <w:b w:val="0"/>
-          <w:sz w:val="22"/>
-        </w:rPr>
-        <w:t>(b) Attempt manual removal</w:t>
-      </w:r>
-    </w:p>
-    <w:p>
-      <w:pPr>
-        <w:spacing w:after="0" w:before="0"/>
-      </w:pPr>
-      <w:r>
-        <w:rPr>
-          <w:b w:val="0"/>
-          <w:sz w:val="22"/>
-        </w:rPr>
-        <w:t>(c) Administer oral analgesics</w:t>
-      </w:r>
-    </w:p>
-    <w:p>
-      <w:pPr>
-        <w:spacing w:after="0" w:before="0"/>
-      </w:pPr>
-      <w:r>
-        <w:rPr>
-          <w:b w:val="0"/>
-          <w:sz w:val="22"/>
-        </w:rPr>
-        <w:t>(d) Copious eye irrigation with clean water or Normal Saline for 15-20 mins</w:t>
-      </w:r>
-    </w:p>
-    <w:p>
-      <w:pPr>
-        <w:spacing w:after="0" w:before="40"/>
-      </w:pPr>
-      <w:r>
-        <w:rPr>
-          <w:b/>
-          <w:sz w:val="22"/>
-        </w:rPr>
-        <w:t>Answer: d</w:t>
-      </w:r>
-    </w:p>
-    <w:p>
-      <w:pPr>
-        <w:spacing w:after="0" w:before="0"/>
-      </w:pPr>
-      <w:r>
-        <w:rPr>
-          <w:b w:val="0"/>
-          <w:sz w:val="21"/>
-        </w:rPr>
-        <w:t>Solution: Immediate, continuous flushing with clean water or sterile normal saline for at least 15–20 minutes is essential to dilute and remove chemical irritants.</w:t>
-      </w:r>
-    </w:p>
-    <w:p>
-      <w:pPr>
-        <w:spacing w:after="0" w:before="0"/>
-      </w:pPr>
-      <w:r>
-        <w:rPr>
-          <w:b w:val="0"/>
-          <w:sz w:val="20"/>
-        </w:rPr>
-        <w:t>Positive Marks: 1</w:t>
-      </w:r>
-    </w:p>
-    <w:p>
-      <w:pPr>
-        <w:spacing w:after="160" w:before="0"/>
-      </w:pPr>
-      <w:r>
-        <w:rPr>
-          <w:b w:val="0"/>
-          <w:sz w:val="20"/>
-        </w:rPr>
-        <w:t>Negative Marks: 0.25</w:t>
-      </w:r>
-    </w:p>
-    <w:p>
-      <w:pPr>
-        <w:spacing w:after="20" w:before="120"/>
-      </w:pPr>
-      <w:r>
-        <w:rPr>
-          <w:b/>
-          <w:sz w:val="22"/>
-        </w:rPr>
-        <w:t>Question: According to the Parkland formula, the fluid requirement in the first 24 hours for a burn patient is calculated as:</w:t>
-      </w:r>
-    </w:p>
-    <w:p>
-      <w:pPr>
-        <w:spacing w:after="0" w:before="0"/>
-      </w:pPr>
-      <w:r>
-        <w:rPr>
-          <w:b w:val="0"/>
-          <w:sz w:val="22"/>
-        </w:rPr>
-        <w:t>(a) 4 ml × %BSA × body weight (kg)</w:t>
-      </w:r>
-    </w:p>
-    <w:p>
-      <w:pPr>
-        <w:spacing w:after="0" w:before="0"/>
-      </w:pPr>
-      <w:r>
-        <w:rPr>
-          <w:b w:val="0"/>
-          <w:sz w:val="22"/>
-        </w:rPr>
-        <w:t>(b) 3 ml × %BSA × body weight (kg)</w:t>
-      </w:r>
-    </w:p>
-    <w:p>
-      <w:pPr>
-        <w:spacing w:after="0" w:before="0"/>
-      </w:pPr>
-      <w:r>
-        <w:rPr>
-          <w:b w:val="0"/>
-          <w:sz w:val="22"/>
-        </w:rPr>
-        <w:t>(c) 2 ml × %BSA × body weight (kg)</w:t>
-      </w:r>
-    </w:p>
-    <w:p>
-      <w:pPr>
-        <w:spacing w:after="0" w:before="0"/>
-      </w:pPr>
-      <w:r>
-        <w:rPr>
-          <w:b w:val="0"/>
-          <w:sz w:val="22"/>
-        </w:rPr>
-        <w:t>(d) 1 ml × %BSA × body weight (kg)</w:t>
-      </w:r>
-    </w:p>
-    <w:p>
-      <w:pPr>
-        <w:spacing w:after="0" w:before="40"/>
-      </w:pPr>
-      <w:r>
-        <w:rPr>
-          <w:b/>
-          <w:sz w:val="22"/>
-        </w:rPr>
-        <w:t>Answer: a</w:t>
-      </w:r>
-    </w:p>
-    <w:p>
-      <w:pPr>
-        <w:spacing w:after="0" w:before="0"/>
-      </w:pPr>
-      <w:r>
-        <w:rPr>
-          <w:b w:val="0"/>
-          <w:sz w:val="21"/>
-        </w:rPr>
-        <w:t>Solution: Parkland formula: 4 ml × % body surface area burned × body weight (kg) in the first 24 hours; half in the first 8 hours.</w:t>
-      </w:r>
-    </w:p>
-    <w:p>
-      <w:pPr>
-        <w:spacing w:after="0" w:before="0"/>
-      </w:pPr>
-      <w:r>
-        <w:rPr>
-          <w:b w:val="0"/>
-          <w:sz w:val="20"/>
-        </w:rPr>
-        <w:t>Positive Marks: 1</w:t>
-      </w:r>
-    </w:p>
-    <w:p>
-      <w:pPr>
-        <w:spacing w:after="160" w:before="0"/>
-      </w:pPr>
-      <w:r>
-        <w:rPr>
-          <w:b w:val="0"/>
-          <w:sz w:val="20"/>
-        </w:rPr>
-        <w:t>Negative Marks: 0.25</w:t>
-      </w:r>
-    </w:p>
-    <w:p>
-      <w:pPr>
-        <w:spacing w:after="20" w:before="120"/>
-      </w:pPr>
-      <w:r>
-        <w:rPr>
-          <w:b/>
-          <w:sz w:val="22"/>
-        </w:rPr>
-        <w:t>Question: Emergency contraceptive pills (OCP/Levonorgestrel) must be taken within how many hours of unprotected intercourse?</w:t>
-      </w:r>
-    </w:p>
-    <w:p>
-      <w:pPr>
-        <w:spacing w:after="0" w:before="0"/>
-      </w:pPr>
-      <w:r>
-        <w:rPr>
-          <w:b w:val="0"/>
-          <w:sz w:val="22"/>
-        </w:rPr>
-        <w:t>(a) Within 12 hours</w:t>
-      </w:r>
-    </w:p>
-    <w:p>
-      <w:pPr>
-        <w:spacing w:after="0" w:before="0"/>
-      </w:pPr>
-      <w:r>
-        <w:rPr>
-          <w:b w:val="0"/>
-          <w:sz w:val="22"/>
-        </w:rPr>
-        <w:t>(b) Within 72 hours</w:t>
-      </w:r>
-    </w:p>
-    <w:p>
-      <w:pPr>
-        <w:spacing w:after="0" w:before="0"/>
-      </w:pPr>
-      <w:r>
-        <w:rPr>
-          <w:b w:val="0"/>
-          <w:sz w:val="22"/>
-        </w:rPr>
-        <w:t>(c) After 96 hours</w:t>
-      </w:r>
-    </w:p>
-    <w:p>
-      <w:pPr>
-        <w:spacing w:after="0" w:before="0"/>
-      </w:pPr>
-      <w:r>
-        <w:rPr>
-          <w:b w:val="0"/>
-          <w:sz w:val="22"/>
-        </w:rPr>
-        <w:t>(d) Within 36 hours</w:t>
-      </w:r>
-    </w:p>
-    <w:p>
-      <w:pPr>
-        <w:spacing w:after="0" w:before="40"/>
-      </w:pPr>
-      <w:r>
-        <w:rPr>
-          <w:b/>
-          <w:sz w:val="22"/>
-        </w:rPr>
-        <w:t>Answer: b</w:t>
-      </w:r>
-    </w:p>
-    <w:p>
-      <w:pPr>
-        <w:spacing w:after="0" w:before="0"/>
-      </w:pPr>
-      <w:r>
-        <w:rPr>
-          <w:b w:val="0"/>
-          <w:sz w:val="21"/>
-        </w:rPr>
-        <w:t>Solution: Levonorgestrel emergency contraception is most effective when taken as soon as possible, ideally within 72 hours (3 days) of unprotected sexual intercourse.</w:t>
-      </w:r>
-    </w:p>
-    <w:p>
-      <w:pPr>
-        <w:spacing w:after="0" w:before="0"/>
-      </w:pPr>
-      <w:r>
-        <w:rPr>
-          <w:b w:val="0"/>
-          <w:sz w:val="20"/>
-        </w:rPr>
-        <w:t>Positive Marks: 1</w:t>
-      </w:r>
-    </w:p>
-    <w:p>
-      <w:pPr>
-        <w:spacing w:after="160" w:before="0"/>
-      </w:pPr>
-      <w:r>
-        <w:rPr>
-          <w:b w:val="0"/>
-          <w:sz w:val="20"/>
-        </w:rPr>
-        <w:t>Negative Marks: 0.25</w:t>
-      </w:r>
-    </w:p>
-    <w:p>
-      <w:pPr>
-        <w:spacing w:after="20" w:before="120"/>
-      </w:pPr>
-      <w:r>
-        <w:rPr>
-          <w:b/>
-          <w:sz w:val="22"/>
-        </w:rPr>
-        <w:t>Question: The nurse notes that a client's abdominal wound has dehisced and bowel is protruding. What should the nurse do FIRST?</w:t>
-      </w:r>
-    </w:p>
-    <w:p>
-      <w:pPr>
-        <w:spacing w:after="0" w:before="0"/>
-      </w:pPr>
-      <w:r>
-        <w:rPr>
-          <w:b w:val="0"/>
-          <w:sz w:val="22"/>
-        </w:rPr>
-        <w:t>(a) Place the client flat and wait for the surgeon</w:t>
-      </w:r>
-    </w:p>
-    <w:p>
-      <w:pPr>
-        <w:spacing w:after="0" w:before="0"/>
-      </w:pPr>
-      <w:r>
-        <w:rPr>
-          <w:b w:val="0"/>
-          <w:sz w:val="22"/>
-        </w:rPr>
-        <w:t>(b) Gently push the bowel back into the abdomen</w:t>
-      </w:r>
-    </w:p>
-    <w:p>
-      <w:pPr>
-        <w:spacing w:after="0" w:before="0"/>
-      </w:pPr>
-      <w:r>
-        <w:rPr>
-          <w:b w:val="0"/>
-          <w:sz w:val="22"/>
-        </w:rPr>
-        <w:t>(c) Apply a dry sterile dressing</w:t>
-      </w:r>
-    </w:p>
-    <w:p>
-      <w:pPr>
-        <w:spacing w:after="0" w:before="0"/>
-      </w:pPr>
-      <w:r>
-        <w:rPr>
-          <w:b w:val="0"/>
-          <w:sz w:val="22"/>
-        </w:rPr>
-        <w:t>(d) Cover the wound with sterile saline-soaked dressings</w:t>
-      </w:r>
-    </w:p>
-    <w:p>
-      <w:pPr>
-        <w:spacing w:after="0" w:before="40"/>
-      </w:pPr>
-      <w:r>
-        <w:rPr>
-          <w:b/>
-          <w:sz w:val="22"/>
-        </w:rPr>
-        <w:t>Answer: d</w:t>
-      </w:r>
-    </w:p>
-    <w:p>
-      <w:pPr>
-        <w:spacing w:after="0" w:before="0"/>
-      </w:pPr>
-      <w:r>
-        <w:rPr>
-          <w:b w:val="0"/>
-          <w:sz w:val="21"/>
-        </w:rPr>
-        <w:t>Solution: Eviscerated bowel must be kept moist with sterile saline-soaked gauze to prevent drying and necrosis; it is never pushed back, and the surgeon is notified immediately.</w:t>
-      </w:r>
-    </w:p>
-    <w:p>
-      <w:pPr>
-        <w:spacing w:after="0" w:before="0"/>
-      </w:pPr>
-      <w:r>
-        <w:rPr>
-          <w:b w:val="0"/>
-          <w:sz w:val="20"/>
-        </w:rPr>
-        <w:t>Positive Marks: 1</w:t>
-      </w:r>
-    </w:p>
-    <w:p>
-      <w:pPr>
-        <w:spacing w:after="160" w:before="0"/>
-      </w:pPr>
-      <w:r>
-        <w:rPr>
-          <w:b w:val="0"/>
-          <w:sz w:val="20"/>
-        </w:rPr>
-        <w:t>Negative Marks: 0.25</w:t>
-      </w:r>
-    </w:p>
-    <w:p>
-      <w:pPr>
-        <w:spacing w:after="20" w:before="120"/>
-      </w:pPr>
-      <w:r>
-        <w:rPr>
-          <w:b/>
-          <w:sz w:val="22"/>
-        </w:rPr>
-        <w:t>Question: The reason for polyurea is best defined as:</w:t>
-      </w:r>
-    </w:p>
-    <w:p>
-      <w:pPr>
-        <w:spacing w:after="0" w:before="0"/>
-      </w:pPr>
-      <w:r>
-        <w:rPr>
-          <w:b w:val="0"/>
-          <w:sz w:val="22"/>
-        </w:rPr>
-        <w:t>(a) Dark colored urine</w:t>
-      </w:r>
-    </w:p>
-    <w:p>
-      <w:pPr>
-        <w:spacing w:after="0" w:before="0"/>
-      </w:pPr>
-      <w:r>
-        <w:rPr>
-          <w:b w:val="0"/>
-          <w:sz w:val="22"/>
-        </w:rPr>
-        <w:t>(b) Lack of urine formation</w:t>
-      </w:r>
-    </w:p>
-    <w:p>
-      <w:pPr>
-        <w:spacing w:after="0" w:before="0"/>
-      </w:pPr>
-      <w:r>
-        <w:rPr>
-          <w:b w:val="0"/>
-          <w:sz w:val="22"/>
-        </w:rPr>
-        <w:t>(c) Diminished ability of the kidneys to concentrate the urine</w:t>
-      </w:r>
-    </w:p>
-    <w:p>
-      <w:pPr>
-        <w:spacing w:after="0" w:before="0"/>
-      </w:pPr>
-      <w:r>
-        <w:rPr>
-          <w:b w:val="0"/>
-          <w:sz w:val="22"/>
-        </w:rPr>
-        <w:t>(d) Passing too much urine at night</w:t>
-      </w:r>
-    </w:p>
-    <w:p>
-      <w:pPr>
-        <w:spacing w:after="0" w:before="40"/>
-      </w:pPr>
-      <w:r>
-        <w:rPr>
-          <w:b/>
-          <w:sz w:val="22"/>
-        </w:rPr>
-        <w:t>Answer: c</w:t>
-      </w:r>
-    </w:p>
-    <w:p>
-      <w:pPr>
-        <w:spacing w:after="0" w:before="0"/>
-      </w:pPr>
-      <w:r>
-        <w:rPr>
-          <w:b w:val="0"/>
-          <w:sz w:val="21"/>
-        </w:rPr>
-        <w:t>Solution: Polyuria is best defined as the diminished ability of the kidneys to concentrate urine, producing excessive urine output.</w:t>
-      </w:r>
-    </w:p>
-    <w:p>
-      <w:pPr>
-        <w:spacing w:after="0" w:before="0"/>
-      </w:pPr>
-      <w:r>
-        <w:rPr>
-          <w:b w:val="0"/>
-          <w:sz w:val="20"/>
-        </w:rPr>
-        <w:t>Positive Marks: 1</w:t>
-      </w:r>
-    </w:p>
-    <w:p>
-      <w:pPr>
-        <w:spacing w:after="160" w:before="0"/>
-      </w:pPr>
-      <w:r>
-        <w:rPr>
-          <w:b w:val="0"/>
-          <w:sz w:val="20"/>
-        </w:rPr>
-        <w:t>Negative Marks: 0.25</w:t>
-      </w:r>
-    </w:p>
-    <w:p>
-      <w:pPr>
-        <w:spacing w:after="20" w:before="120"/>
-      </w:pPr>
-      <w:r>
-        <w:rPr>
-          <w:b/>
-          <w:sz w:val="22"/>
-        </w:rPr>
-        <w:t>Question: The 'therapeutic use of self' in psychiatric nursing was emphasised by:</w:t>
-      </w:r>
-    </w:p>
-    <w:p>
-      <w:pPr>
-        <w:spacing w:after="0" w:before="0"/>
-      </w:pPr>
-      <w:r>
-        <w:rPr>
-          <w:b w:val="0"/>
-          <w:sz w:val="22"/>
-        </w:rPr>
-        <w:t>(a) Dorothea Orem</w:t>
-      </w:r>
-    </w:p>
-    <w:p>
-      <w:pPr>
-        <w:spacing w:after="0" w:before="0"/>
-      </w:pPr>
-      <w:r>
-        <w:rPr>
-          <w:b w:val="0"/>
-          <w:sz w:val="22"/>
-        </w:rPr>
-        <w:t>(b) Virginia Henderson</w:t>
-      </w:r>
-    </w:p>
-    <w:p>
-      <w:pPr>
-        <w:spacing w:after="0" w:before="0"/>
-      </w:pPr>
-      <w:r>
-        <w:rPr>
-          <w:b w:val="0"/>
-          <w:sz w:val="22"/>
-        </w:rPr>
-        <w:t>(c) Hildegard Peplau</w:t>
-      </w:r>
-    </w:p>
-    <w:p>
-      <w:pPr>
-        <w:spacing w:after="0" w:before="0"/>
-      </w:pPr>
-      <w:r>
-        <w:rPr>
-          <w:b w:val="0"/>
-          <w:sz w:val="22"/>
-        </w:rPr>
-        <w:t>(d) Betty Neuman</w:t>
-      </w:r>
-    </w:p>
-    <w:p>
-      <w:pPr>
-        <w:spacing w:after="0" w:before="40"/>
-      </w:pPr>
-      <w:r>
-        <w:rPr>
-          <w:b/>
-          <w:sz w:val="22"/>
-        </w:rPr>
-        <w:t>Answer: c</w:t>
-      </w:r>
-    </w:p>
-    <w:p>
-      <w:pPr>
-        <w:spacing w:after="0" w:before="0"/>
-      </w:pPr>
-      <w:r>
-        <w:rPr>
-          <w:b w:val="0"/>
-          <w:sz w:val="21"/>
-        </w:rPr>
-        <w:t>Solution: Hildegard Peplau's interpersonal theory (1952) emphasised the nurse-patient relationship and therapeutic use of self.</w:t>
-      </w:r>
-    </w:p>
-    <w:p>
-      <w:pPr>
-        <w:spacing w:after="0" w:before="0"/>
-      </w:pPr>
-      <w:r>
-        <w:rPr>
-          <w:b w:val="0"/>
-          <w:sz w:val="20"/>
-        </w:rPr>
-        <w:t>Positive Marks: 1</w:t>
-      </w:r>
-    </w:p>
-    <w:p>
-      <w:pPr>
-        <w:spacing w:after="160" w:before="0"/>
-      </w:pPr>
-      <w:r>
-        <w:rPr>
-          <w:b w:val="0"/>
-          <w:sz w:val="20"/>
-        </w:rPr>
-        <w:t>Negative Marks: 0.25</w:t>
-      </w:r>
-    </w:p>
-    <w:p>
-      <w:pPr>
-        <w:spacing w:after="20" w:before="120"/>
-      </w:pPr>
-      <w:r>
-        <w:rPr>
-          <w:b/>
-          <w:sz w:val="22"/>
-        </w:rPr>
-        <w:t>Question: A pregnant woman at 38 weeks of gestation is admitted in labor. Which sequence correctly describes the mechanism of labor?</w:t>
-      </w:r>
-    </w:p>
-    <w:p>
-      <w:pPr>
-        <w:spacing w:after="0" w:before="0"/>
-      </w:pPr>
-      <w:r>
-        <w:rPr>
-          <w:b w:val="0"/>
-          <w:sz w:val="22"/>
-        </w:rPr>
-        <w:t>(a) Restitution, external rotation, crowning and internal rotation</w:t>
-      </w:r>
-    </w:p>
-    <w:p>
-      <w:pPr>
-        <w:spacing w:after="0" w:before="0"/>
-      </w:pPr>
-      <w:r>
-        <w:rPr>
-          <w:b w:val="0"/>
-          <w:sz w:val="22"/>
-        </w:rPr>
-        <w:t>(b) Restitution, external rotation, internal rotation and crowning</w:t>
-      </w:r>
-    </w:p>
-    <w:p>
-      <w:pPr>
-        <w:spacing w:after="0" w:before="0"/>
-      </w:pPr>
-      <w:r>
-        <w:rPr>
-          <w:b w:val="0"/>
-          <w:sz w:val="22"/>
-        </w:rPr>
-        <w:t>(c) Restitution, internal rotation, crowning and external rotation</w:t>
-      </w:r>
-    </w:p>
-    <w:p>
-      <w:pPr>
-        <w:spacing w:after="0" w:before="0"/>
-      </w:pPr>
-      <w:r>
-        <w:rPr>
-          <w:b w:val="0"/>
-          <w:sz w:val="22"/>
-        </w:rPr>
-        <w:t>(d) Engagement, internal rotation, crowning, restitution and external rotation</w:t>
-      </w:r>
-    </w:p>
-    <w:p>
-      <w:pPr>
-        <w:spacing w:after="0" w:before="40"/>
-      </w:pPr>
-      <w:r>
-        <w:rPr>
-          <w:b/>
-          <w:sz w:val="22"/>
-        </w:rPr>
-        <w:t>Answer: d</w:t>
-      </w:r>
-    </w:p>
-    <w:p>
-      <w:pPr>
-        <w:spacing w:after="0" w:before="0"/>
-      </w:pPr>
-      <w:r>
-        <w:rPr>
-          <w:b w:val="0"/>
-          <w:sz w:val="21"/>
-        </w:rPr>
-        <w:t>Solution: The mechanism of labor proceeds: engagement, descent, flexion, internal rotation, crowning, extension, restitution and external rotation; option (d) is the correct sequence.</w:t>
-      </w:r>
-    </w:p>
-    <w:p>
-      <w:pPr>
-        <w:spacing w:after="0" w:before="0"/>
-      </w:pPr>
-      <w:r>
-        <w:rPr>
-          <w:b w:val="0"/>
-          <w:sz w:val="20"/>
-        </w:rPr>
-        <w:t>Positive Marks: 1</w:t>
-      </w:r>
-    </w:p>
-    <w:p>
-      <w:pPr>
-        <w:spacing w:after="160" w:before="0"/>
-      </w:pPr>
-      <w:r>
-        <w:rPr>
-          <w:b w:val="0"/>
-          <w:sz w:val="20"/>
-        </w:rPr>
-        <w:t>Negative Marks: 0.25</w:t>
-      </w:r>
-    </w:p>
-    <w:p>
-      <w:pPr>
-        <w:spacing w:after="20" w:before="120"/>
-      </w:pPr>
-      <w:r>
-        <w:rPr>
-          <w:b/>
-          <w:sz w:val="22"/>
-        </w:rPr>
-        <w:t>Question: Wernicke's encephalopathy is caused by the deficiency of:</w:t>
-      </w:r>
-    </w:p>
-    <w:p>
-      <w:pPr>
-        <w:spacing w:after="0" w:before="0"/>
-      </w:pPr>
-      <w:r>
-        <w:rPr>
-          <w:b w:val="0"/>
-          <w:sz w:val="22"/>
-        </w:rPr>
-        <w:t>(a) Riboflavin</w:t>
-      </w:r>
-    </w:p>
-    <w:p>
-      <w:pPr>
-        <w:spacing w:after="0" w:before="0"/>
-      </w:pPr>
-      <w:r>
-        <w:rPr>
-          <w:b w:val="0"/>
-          <w:sz w:val="22"/>
-        </w:rPr>
-        <w:t>(b) Thiamine</w:t>
-      </w:r>
-    </w:p>
-    <w:p>
-      <w:pPr>
-        <w:spacing w:after="0" w:before="0"/>
-      </w:pPr>
-      <w:r>
-        <w:rPr>
-          <w:b w:val="0"/>
-          <w:sz w:val="22"/>
-        </w:rPr>
-        <w:t>(c) Vitamin-A</w:t>
-      </w:r>
-    </w:p>
-    <w:p>
-      <w:pPr>
-        <w:spacing w:after="0" w:before="0"/>
-      </w:pPr>
-      <w:r>
-        <w:rPr>
-          <w:b w:val="0"/>
-          <w:sz w:val="22"/>
-        </w:rPr>
-        <w:t>(d) Vitamin-D</w:t>
-      </w:r>
-    </w:p>
-    <w:p>
-      <w:pPr>
-        <w:spacing w:after="0" w:before="40"/>
-      </w:pPr>
-      <w:r>
-        <w:rPr>
-          <w:b/>
-          <w:sz w:val="22"/>
-        </w:rPr>
-        <w:t>Answer: b</w:t>
-      </w:r>
-    </w:p>
-    <w:p>
-      <w:pPr>
-        <w:spacing w:after="0" w:before="0"/>
-      </w:pPr>
-      <w:r>
-        <w:rPr>
-          <w:b w:val="0"/>
-          <w:sz w:val="21"/>
-        </w:rPr>
-        <w:t>Solution: Wernicke's encephalopathy is caused by thiamine (vitamin B1) deficiency, classically in alcoholics.</w:t>
-      </w:r>
-    </w:p>
-    <w:p>
-      <w:pPr>
-        <w:spacing w:after="0" w:before="0"/>
-      </w:pPr>
-      <w:r>
-        <w:rPr>
-          <w:b w:val="0"/>
-          <w:sz w:val="20"/>
-        </w:rPr>
-        <w:t>Positive Marks: 1</w:t>
-      </w:r>
-    </w:p>
-    <w:p>
-      <w:pPr>
-        <w:spacing w:after="160" w:before="0"/>
-      </w:pPr>
-      <w:r>
-        <w:rPr>
-          <w:b w:val="0"/>
-          <w:sz w:val="20"/>
-        </w:rPr>
-        <w:t>Negative Marks: 0.25</w:t>
-      </w:r>
-    </w:p>
-    <w:p>
-      <w:pPr>
-        <w:spacing w:after="20" w:before="120"/>
-      </w:pPr>
-      <w:r>
-        <w:rPr>
-          <w:b/>
-          <w:sz w:val="22"/>
-        </w:rPr>
-        <w:t>Question: Formula of measure the ET tube size in children?</w:t>
-      </w:r>
-    </w:p>
-    <w:p>
-      <w:pPr>
-        <w:spacing w:after="0" w:before="0"/>
-      </w:pPr>
-      <w:r>
-        <w:rPr>
-          <w:b w:val="0"/>
-          <w:sz w:val="22"/>
-        </w:rPr>
-        <w:t>(a) Age/4 year +4</w:t>
-      </w:r>
-    </w:p>
-    <w:p>
-      <w:pPr>
-        <w:spacing w:after="0" w:before="0"/>
-      </w:pPr>
-      <w:r>
-        <w:rPr>
-          <w:b w:val="0"/>
-          <w:sz w:val="22"/>
-        </w:rPr>
-        <w:t>(b) Age/36 month+4</w:t>
-      </w:r>
-    </w:p>
-    <w:p>
-      <w:pPr>
-        <w:spacing w:after="0" w:before="0"/>
-      </w:pPr>
-      <w:r>
-        <w:rPr>
-          <w:b w:val="0"/>
-          <w:sz w:val="22"/>
-        </w:rPr>
-        <w:t>(c) Age/18 month+4</w:t>
-      </w:r>
-    </w:p>
-    <w:p>
-      <w:pPr>
-        <w:spacing w:after="0" w:before="0"/>
-      </w:pPr>
-      <w:r>
-        <w:rPr>
-          <w:b w:val="0"/>
-          <w:sz w:val="22"/>
-        </w:rPr>
-        <w:t>(d) Age/6 year+3.5</w:t>
-      </w:r>
-    </w:p>
-    <w:p>
-      <w:pPr>
-        <w:spacing w:after="0" w:before="40"/>
-      </w:pPr>
-      <w:r>
-        <w:rPr>
-          <w:b/>
-          <w:sz w:val="22"/>
-        </w:rPr>
-        <w:t>Answer: a</w:t>
-      </w:r>
-    </w:p>
-    <w:p>
-      <w:pPr>
-        <w:spacing w:after="0" w:before="0"/>
-      </w:pPr>
-      <w:r>
-        <w:rPr>
-          <w:b w:val="0"/>
-          <w:sz w:val="21"/>
-        </w:rPr>
-        <w:t>Solution: Estimation of proper endotracheal tube size for children 1 to 10 years of age, based on the child's age: Uncuffed endotracheal tube size (mm ID) = (age in years/4) + 4. Cuffed endotracheal tube size (mm ID) = (age in years/4) + 3. The average size of the tube for an adult male is 8.0, and an adult female is 7.0</w:t>
-      </w:r>
-    </w:p>
-    <w:p>
-      <w:pPr>
-        <w:spacing w:after="0" w:before="0"/>
-      </w:pPr>
-      <w:r>
-        <w:rPr>
-          <w:b w:val="0"/>
-          <w:sz w:val="20"/>
-        </w:rPr>
-        <w:t>Positive Marks: 1</w:t>
-      </w:r>
-    </w:p>
-    <w:p>
-      <w:pPr>
-        <w:spacing w:after="160" w:before="0"/>
-      </w:pPr>
-      <w:r>
-        <w:rPr>
-          <w:b w:val="0"/>
-          <w:sz w:val="20"/>
-        </w:rPr>
-        <w:t>Negative Marks: 0.25</w:t>
-      </w:r>
-    </w:p>
-    <w:p>
-      <w:pPr>
-        <w:spacing w:after="20" w:before="120"/>
-      </w:pPr>
-      <w:r>
-        <w:rPr>
-          <w:b/>
-          <w:sz w:val="22"/>
-        </w:rPr>
-        <w:t>Question: The Triple test performed at 15–18 weeks of gestation indicates Down Syndrome when</w:t>
-      </w:r>
-    </w:p>
-    <w:p>
-      <w:pPr>
-        <w:spacing w:after="0" w:before="0"/>
-      </w:pPr>
-      <w:r>
-        <w:rPr>
-          <w:b w:val="0"/>
-          <w:sz w:val="22"/>
-        </w:rPr>
-        <w:t>(a) MSAFP and UE3 are high with low hCG</w:t>
-      </w:r>
-    </w:p>
-    <w:p>
-      <w:pPr>
-        <w:spacing w:after="0" w:before="0"/>
-      </w:pPr>
-      <w:r>
-        <w:rPr>
-          <w:b w:val="0"/>
-          <w:sz w:val="22"/>
-        </w:rPr>
-        <w:t>(b) High hCG, low MSAFP, and low Unconjugated Estriol (uE3)</w:t>
-      </w:r>
-    </w:p>
-    <w:p>
-      <w:pPr>
-        <w:spacing w:after="0" w:before="0"/>
-      </w:pPr>
-      <w:r>
-        <w:rPr>
-          <w:b w:val="0"/>
-          <w:sz w:val="22"/>
-        </w:rPr>
-        <w:t>(c) All three markers are low</w:t>
-      </w:r>
-    </w:p>
-    <w:p>
-      <w:pPr>
-        <w:spacing w:after="0" w:before="0"/>
-      </w:pPr>
-      <w:r>
-        <w:rPr>
-          <w:b w:val="0"/>
-          <w:sz w:val="22"/>
-        </w:rPr>
-        <w:t>(d) All three markers are elevated</w:t>
-      </w:r>
-    </w:p>
-    <w:p>
-      <w:pPr>
-        <w:spacing w:after="0" w:before="40"/>
-      </w:pPr>
-      <w:r>
-        <w:rPr>
-          <w:b/>
-          <w:sz w:val="22"/>
-        </w:rPr>
-        <w:t>Answer: b</w:t>
-      </w:r>
-    </w:p>
-    <w:p>
-      <w:pPr>
-        <w:spacing w:after="0" w:before="0"/>
-      </w:pPr>
-      <w:r>
-        <w:rPr>
-          <w:b w:val="0"/>
-          <w:sz w:val="21"/>
-        </w:rPr>
-        <w:t>Solution: In Down Syndrome (Trisomy 21), maternal serum alpha-fetoprotein (MSAFP) is LOW, unconjugated estriol (uE3) is LOW, and Human Chorionic Gonadotropin (hCG) is HIGH.</w:t>
-      </w:r>
-    </w:p>
-    <w:p>
-      <w:pPr>
-        <w:spacing w:after="0" w:before="0"/>
-      </w:pPr>
-      <w:r>
-        <w:rPr>
-          <w:b w:val="0"/>
-          <w:sz w:val="20"/>
-        </w:rPr>
-        <w:t>Positive Marks: 1</w:t>
-      </w:r>
-    </w:p>
-    <w:p>
-      <w:pPr>
-        <w:spacing w:after="160" w:before="0"/>
-      </w:pPr>
-      <w:r>
-        <w:rPr>
-          <w:b w:val="0"/>
-          <w:sz w:val="20"/>
-        </w:rPr>
-        <w:t>Negative Marks: 0.25</w:t>
-      </w:r>
-    </w:p>
-    <w:p>
-      <w:pPr>
-        <w:spacing w:after="20" w:before="120"/>
-      </w:pPr>
-      <w:r>
-        <w:rPr>
-          <w:b/>
-          <w:sz w:val="22"/>
-        </w:rPr>
-        <w:t>Question: A schizophrenic client who is experiencing thoughts of having special powers states that I am a messenger from another planet and can rule the earth. The nurse assesses this behavior as:</w:t>
-      </w:r>
-    </w:p>
-    <w:p>
-      <w:pPr>
-        <w:spacing w:after="0" w:before="0"/>
-      </w:pPr>
-      <w:r>
-        <w:rPr>
-          <w:b w:val="0"/>
-          <w:sz w:val="22"/>
-        </w:rPr>
-        <w:t>(a) Ideas of reference</w:t>
-      </w:r>
-    </w:p>
-    <w:p>
-      <w:pPr>
-        <w:spacing w:after="0" w:before="0"/>
-      </w:pPr>
-      <w:r>
-        <w:rPr>
-          <w:b w:val="0"/>
-          <w:sz w:val="22"/>
-        </w:rPr>
-        <w:t>(b) Thought broadcasting</w:t>
-      </w:r>
-    </w:p>
-    <w:p>
-      <w:pPr>
-        <w:spacing w:after="0" w:before="0"/>
-      </w:pPr>
-      <w:r>
-        <w:rPr>
-          <w:b w:val="0"/>
-          <w:sz w:val="22"/>
-        </w:rPr>
-        <w:t>(c) Delusions of persecution</w:t>
-      </w:r>
-    </w:p>
-    <w:p>
-      <w:pPr>
-        <w:spacing w:after="0" w:before="0"/>
-      </w:pPr>
-      <w:r>
-        <w:rPr>
-          <w:b w:val="0"/>
-          <w:sz w:val="22"/>
-        </w:rPr>
-        <w:t>(d) Delusions of grandeur</w:t>
-      </w:r>
-    </w:p>
-    <w:p>
-      <w:pPr>
-        <w:spacing w:after="0" w:before="40"/>
-      </w:pPr>
-      <w:r>
-        <w:rPr>
-          <w:b/>
-          <w:sz w:val="22"/>
-        </w:rPr>
-        <w:t>Answer: d</w:t>
-      </w:r>
-    </w:p>
-    <w:p>
-      <w:pPr>
-        <w:spacing w:after="0" w:before="0"/>
-      </w:pPr>
-      <w:r>
-        <w:rPr>
-          <w:b w:val="0"/>
-          <w:sz w:val="21"/>
-        </w:rPr>
-        <w:t>Solution: The behavior of a schizophrenic client experiencing thoughts of having special powers and stating "I am a messenger from another planet and can rule the earth" is assessed by the nurse as delusions of grandeur. Delusions of grandeur are a type of delusion where the individual has an exaggerated sense of their own importance, power, knowledge, or identity. They may believe they have special abilities or connections to supernatural beings. Delusions of grandeur are common in individuals with schizophrenia and can be challenging to treat.</w:t>
-      </w:r>
-    </w:p>
-    <w:p>
-      <w:pPr>
-        <w:spacing w:after="0" w:before="0"/>
-      </w:pPr>
-      <w:r>
-        <w:rPr>
-          <w:b w:val="0"/>
-          <w:sz w:val="20"/>
-        </w:rPr>
-        <w:t>Positive Marks: 1</w:t>
-      </w:r>
-    </w:p>
-    <w:p>
-      <w:pPr>
-        <w:spacing w:after="160" w:before="0"/>
-      </w:pPr>
-      <w:r>
-        <w:rPr>
-          <w:b w:val="0"/>
-          <w:sz w:val="20"/>
-        </w:rPr>
-        <w:t>Negative Marks: 0.25</w:t>
-      </w:r>
-    </w:p>
-    <w:p>
-      <w:pPr>
-        <w:spacing w:after="20" w:before="120"/>
-      </w:pPr>
-      <w:r>
-        <w:rPr>
-          <w:b/>
-          <w:sz w:val="22"/>
-        </w:rPr>
-        <w:t>Question: A client with a pulmonary embolism suddenly becomes restless and severely dyspneic. What is the nurse's priority action?</w:t>
-      </w:r>
-    </w:p>
-    <w:p>
-      <w:pPr>
-        <w:spacing w:after="0" w:before="0"/>
-      </w:pPr>
-      <w:r>
-        <w:rPr>
-          <w:b w:val="0"/>
-          <w:sz w:val="22"/>
-        </w:rPr>
-        <w:t>(a) Reassure the client and stay calm</w:t>
-      </w:r>
-    </w:p>
-    <w:p>
-      <w:pPr>
-        <w:spacing w:after="0" w:before="0"/>
-      </w:pPr>
-      <w:r>
-        <w:rPr>
-          <w:b w:val="0"/>
-          <w:sz w:val="22"/>
-        </w:rPr>
-        <w:t>(b) Prepare the client for intubation</w:t>
-      </w:r>
-    </w:p>
-    <w:p>
-      <w:pPr>
-        <w:spacing w:after="0" w:before="0"/>
-      </w:pPr>
-      <w:r>
-        <w:rPr>
-          <w:b w:val="0"/>
-          <w:sz w:val="22"/>
-        </w:rPr>
-        <w:t>(c) Elevate the head of the bed and administer oxygen</w:t>
-      </w:r>
-    </w:p>
-    <w:p>
-      <w:pPr>
-        <w:spacing w:after="0" w:before="0"/>
-      </w:pPr>
-      <w:r>
-        <w:rPr>
-          <w:b w:val="0"/>
-          <w:sz w:val="22"/>
-        </w:rPr>
-        <w:t>(d) Administer the prescribed anticoagulant</w:t>
-      </w:r>
-    </w:p>
-    <w:p>
-      <w:pPr>
-        <w:spacing w:after="0" w:before="40"/>
-      </w:pPr>
-      <w:r>
-        <w:rPr>
-          <w:b/>
-          <w:sz w:val="22"/>
-        </w:rPr>
-        <w:t>Answer: c</w:t>
-      </w:r>
-    </w:p>
-    <w:p>
-      <w:pPr>
-        <w:spacing w:after="0" w:before="0"/>
-      </w:pPr>
-      <w:r>
-        <w:rPr>
-          <w:b w:val="0"/>
-          <w:sz w:val="21"/>
-        </w:rPr>
-        <w:t>Solution: The priority is oxygenation; the head of the bed is elevated and oxygen given while the provider is notified and definitive therapy (anticoagulation) is prepared.</w:t>
-      </w:r>
-    </w:p>
-    <w:p>
-      <w:pPr>
-        <w:spacing w:after="0" w:before="0"/>
-      </w:pPr>
-      <w:r>
-        <w:rPr>
-          <w:b w:val="0"/>
-          <w:sz w:val="20"/>
-        </w:rPr>
-        <w:t>Positive Marks: 1</w:t>
-      </w:r>
-    </w:p>
-    <w:p>
-      <w:pPr>
-        <w:spacing w:after="160" w:before="0"/>
-      </w:pPr>
-      <w:r>
-        <w:rPr>
-          <w:b w:val="0"/>
-          <w:sz w:val="20"/>
-        </w:rPr>
-        <w:t>Negative Marks: 0.25</w:t>
-      </w:r>
-    </w:p>
-    <w:p>
-      <w:pPr>
-        <w:spacing w:after="20" w:before="120"/>
-      </w:pPr>
-      <w:r>
-        <w:rPr>
-          <w:b/>
-          <w:sz w:val="22"/>
-        </w:rPr>
-        <w:t>Question: A burn patient with 30% TBSA burns in the first 24 hours should be monitored most closely for:</w:t>
-      </w:r>
-    </w:p>
-    <w:p>
-      <w:pPr>
-        <w:spacing w:after="0" w:before="0"/>
-      </w:pPr>
-      <w:r>
-        <w:rPr>
-          <w:b w:val="0"/>
-          <w:sz w:val="22"/>
-        </w:rPr>
-        <w:t>(a) Hyperglycemia</w:t>
-      </w:r>
-    </w:p>
-    <w:p>
-      <w:pPr>
-        <w:spacing w:after="0" w:before="0"/>
-      </w:pPr>
-      <w:r>
-        <w:rPr>
-          <w:b w:val="0"/>
-          <w:sz w:val="22"/>
-        </w:rPr>
-        <w:t>(b) Hypovolaemic shock</w:t>
-      </w:r>
-    </w:p>
-    <w:p>
-      <w:pPr>
-        <w:spacing w:after="0" w:before="0"/>
-      </w:pPr>
-      <w:r>
-        <w:rPr>
-          <w:b w:val="0"/>
-          <w:sz w:val="22"/>
-        </w:rPr>
-        <w:t>(c) Hyperkalemia only</w:t>
-      </w:r>
-    </w:p>
-    <w:p>
-      <w:pPr>
-        <w:spacing w:after="0" w:before="0"/>
-      </w:pPr>
-      <w:r>
-        <w:rPr>
-          <w:b w:val="0"/>
-          <w:sz w:val="22"/>
-        </w:rPr>
-        <w:t>(d) Constipation</w:t>
-      </w:r>
-    </w:p>
-    <w:p>
-      <w:pPr>
-        <w:spacing w:after="0" w:before="40"/>
-      </w:pPr>
-      <w:r>
-        <w:rPr>
-          <w:b/>
-          <w:sz w:val="22"/>
-        </w:rPr>
-        <w:t>Answer: b</w:t>
-      </w:r>
-    </w:p>
-    <w:p>
-      <w:pPr>
-        <w:spacing w:after="0" w:before="0"/>
-      </w:pPr>
-      <w:r>
-        <w:rPr>
-          <w:b w:val="0"/>
-          <w:sz w:val="21"/>
-        </w:rPr>
-        <w:t>Solution: Fluid shift from the intravascular compartment causes hypovolaemic shock in the first 24-48 hours after burns.</w:t>
-      </w:r>
-    </w:p>
-    <w:p>
-      <w:pPr>
-        <w:spacing w:after="0" w:before="0"/>
-      </w:pPr>
-      <w:r>
-        <w:rPr>
-          <w:b w:val="0"/>
-          <w:sz w:val="20"/>
-        </w:rPr>
-        <w:t>Positive Marks: 1</w:t>
-      </w:r>
-    </w:p>
-    <w:p>
-      <w:pPr>
-        <w:spacing w:after="160" w:before="0"/>
-      </w:pPr>
-      <w:r>
-        <w:rPr>
-          <w:b w:val="0"/>
-          <w:sz w:val="20"/>
-        </w:rPr>
-        <w:t>Negative Marks: 0.25</w:t>
-      </w:r>
-    </w:p>
-    <w:p>
-      <w:pPr>
-        <w:spacing w:after="20" w:before="120"/>
-      </w:pPr>
-      <w:r>
-        <w:rPr>
-          <w:b/>
-          <w:sz w:val="22"/>
-        </w:rPr>
-        <w:t>Question: Which communication technique is most therapeutic for a withdrawn, depressed client?</w:t>
-      </w:r>
-    </w:p>
-    <w:p>
-      <w:pPr>
-        <w:spacing w:after="0" w:before="0"/>
-      </w:pPr>
-      <w:r>
-        <w:rPr>
-          <w:b w:val="0"/>
-          <w:sz w:val="22"/>
-        </w:rPr>
-        <w:t>(a) 'Tell me more about how you are feeling.'</w:t>
-      </w:r>
-    </w:p>
-    <w:p>
-      <w:pPr>
-        <w:spacing w:after="0" w:before="0"/>
-      </w:pPr>
-      <w:r>
-        <w:rPr>
-          <w:b w:val="0"/>
-          <w:sz w:val="22"/>
-        </w:rPr>
-        <w:t>(b) 'You should not feel so sad.'</w:t>
-      </w:r>
-    </w:p>
-    <w:p>
-      <w:pPr>
-        <w:spacing w:after="0" w:before="0"/>
-      </w:pPr>
-      <w:r>
-        <w:rPr>
-          <w:b w:val="0"/>
-          <w:sz w:val="22"/>
-        </w:rPr>
-        <w:t>(c) 'Why do you feel this way?'</w:t>
-      </w:r>
-    </w:p>
-    <w:p>
-      <w:pPr>
-        <w:spacing w:after="0" w:before="0"/>
-      </w:pPr>
-      <w:r>
-        <w:rPr>
-          <w:b w:val="0"/>
-          <w:sz w:val="22"/>
-        </w:rPr>
-        <w:t>(d) 'Everyone feels sad sometimes.'</w:t>
-      </w:r>
-    </w:p>
-    <w:p>
-      <w:pPr>
-        <w:spacing w:after="0" w:before="40"/>
-      </w:pPr>
-      <w:r>
-        <w:rPr>
-          <w:b/>
-          <w:sz w:val="22"/>
-        </w:rPr>
-        <w:t>Answer: a</w:t>
-      </w:r>
-    </w:p>
-    <w:p>
-      <w:pPr>
-        <w:spacing w:after="0" w:before="0"/>
-      </w:pPr>
-      <w:r>
-        <w:rPr>
-          <w:b w:val="0"/>
-          <w:sz w:val="21"/>
-        </w:rPr>
-        <w:t>Solution: Open-ended, accepting statements ('Tell me more…') encourage expression; the other responses judge, belittle or close off communication.</w:t>
-      </w:r>
-    </w:p>
-    <w:p>
-      <w:pPr>
-        <w:spacing w:after="0" w:before="0"/>
-      </w:pPr>
-      <w:r>
-        <w:rPr>
-          <w:b w:val="0"/>
-          <w:sz w:val="20"/>
-        </w:rPr>
-        <w:t>Positive Marks: 1</w:t>
-      </w:r>
-    </w:p>
-    <w:p>
-      <w:pPr>
-        <w:spacing w:after="160" w:before="0"/>
-      </w:pPr>
-      <w:r>
-        <w:rPr>
-          <w:b w:val="0"/>
-          <w:sz w:val="20"/>
-        </w:rPr>
-        <w:t>Negative Marks: 0.25</w:t>
-      </w:r>
-    </w:p>
-    <w:p>
-      <w:pPr>
-        <w:spacing w:after="20" w:before="120"/>
-      </w:pPr>
-      <w:r>
-        <w:rPr>
-          <w:b/>
-          <w:sz w:val="22"/>
-        </w:rPr>
-        <w:t>Question: During the active phase of the first stage of labor, the nurse assesses the cervical dilation and documents it as:</w:t>
-      </w:r>
-    </w:p>
-    <w:p>
-      <w:pPr>
-        <w:spacing w:after="0" w:before="0"/>
-      </w:pPr>
-      <w:r>
-        <w:rPr>
-          <w:b w:val="0"/>
-          <w:sz w:val="22"/>
-        </w:rPr>
-        <w:t>(a) 4-7 cm</w:t>
-      </w:r>
-    </w:p>
-    <w:p>
-      <w:pPr>
-        <w:spacing w:after="0" w:before="0"/>
-      </w:pPr>
-      <w:r>
-        <w:rPr>
-          <w:b w:val="0"/>
-          <w:sz w:val="22"/>
-        </w:rPr>
-        <w:t>(b) 8-10 cm</w:t>
-      </w:r>
-    </w:p>
-    <w:p>
-      <w:pPr>
-        <w:spacing w:after="0" w:before="0"/>
-      </w:pPr>
-      <w:r>
-        <w:rPr>
-          <w:b w:val="0"/>
-          <w:sz w:val="22"/>
-        </w:rPr>
-        <w:t>(c) 2-5 cm</w:t>
-      </w:r>
-    </w:p>
-    <w:p>
-      <w:pPr>
-        <w:spacing w:after="0" w:before="0"/>
-      </w:pPr>
-      <w:r>
-        <w:rPr>
-          <w:b w:val="0"/>
-          <w:sz w:val="22"/>
-        </w:rPr>
-        <w:t>(d) 1-3 cm</w:t>
-      </w:r>
-    </w:p>
-    <w:p>
-      <w:pPr>
-        <w:spacing w:after="0" w:before="40"/>
-      </w:pPr>
-      <w:r>
-        <w:rPr>
-          <w:b/>
-          <w:sz w:val="22"/>
-        </w:rPr>
-        <w:t>Answer: a</w:t>
-      </w:r>
-    </w:p>
-    <w:p>
-      <w:pPr>
-        <w:spacing w:after="0" w:before="0"/>
-      </w:pPr>
-      <w:r>
-        <w:rPr>
-          <w:b w:val="0"/>
-          <w:sz w:val="21"/>
-        </w:rPr>
-        <w:t>Solution: During the active phase of the first stage of labor, the cervix begins to dilate more quickly. The nurse assesses the cervical dilation by performing a vaginal examination and measures the cervical opening in centimeters (cm). The nurse documents the cervical dilation as 4-7 cm, as this is the range of cervical dilation expected during the active phase of labor. It is important for the nurse to document the cervical dilation accurately to monitor the progress of labor and determine when it is time to prepare for delivery labor (</w:t>
-      </w:r>
-    </w:p>
-    <w:p>
-      <w:pPr>
-        <w:spacing w:after="0" w:before="0"/>
-      </w:pPr>
-      <w:r>
-        <w:rPr>
-          <w:b w:val="0"/>
-          <w:sz w:val="20"/>
-        </w:rPr>
-        <w:t>Positive Marks: 1</w:t>
-      </w:r>
-    </w:p>
-    <w:p>
-      <w:pPr>
-        <w:spacing w:after="160" w:before="0"/>
-      </w:pPr>
-      <w:r>
-        <w:rPr>
-          <w:b w:val="0"/>
-          <w:sz w:val="20"/>
-        </w:rPr>
-        <w:t>Negative Marks: 0.25</w:t>
-      </w:r>
-    </w:p>
-    <w:p>
-      <w:pPr>
-        <w:spacing w:after="20" w:before="120"/>
-      </w:pPr>
-      <w:r>
-        <w:rPr>
-          <w:b/>
-          <w:sz w:val="22"/>
-        </w:rPr>
-        <w:t>Question: Which of the following Immediate management to Restore BP and peripheral circulation in a client with multiple fracture and fluid loss would be</w:t>
-      </w:r>
-    </w:p>
-    <w:p>
-      <w:pPr>
-        <w:spacing w:after="0" w:before="0"/>
-      </w:pPr>
-      <w:r>
-        <w:rPr>
-          <w:b w:val="0"/>
-          <w:sz w:val="22"/>
-        </w:rPr>
-        <w:t>(a) RL Infusion</w:t>
-      </w:r>
-    </w:p>
-    <w:p>
-      <w:pPr>
-        <w:spacing w:after="0" w:before="0"/>
-      </w:pPr>
-      <w:r>
-        <w:rPr>
-          <w:b w:val="0"/>
-          <w:sz w:val="22"/>
-        </w:rPr>
-        <w:t>(b) Blood transfusion</w:t>
-      </w:r>
-    </w:p>
-    <w:p>
-      <w:pPr>
-        <w:spacing w:after="0" w:before="0"/>
-      </w:pPr>
-      <w:r>
-        <w:rPr>
-          <w:b w:val="0"/>
-          <w:sz w:val="22"/>
-        </w:rPr>
-        <w:t>(c) NS infusion</w:t>
-      </w:r>
-    </w:p>
-    <w:p>
-      <w:pPr>
-        <w:spacing w:after="0" w:before="0"/>
-      </w:pPr>
-      <w:r>
-        <w:rPr>
-          <w:b w:val="0"/>
-          <w:sz w:val="22"/>
-        </w:rPr>
-        <w:t>(d) Dextrose 5%</w:t>
-      </w:r>
-    </w:p>
-    <w:p>
-      <w:pPr>
-        <w:spacing w:after="0" w:before="40"/>
-      </w:pPr>
-      <w:r>
-        <w:rPr>
-          <w:b/>
-          <w:sz w:val="22"/>
-        </w:rPr>
-        <w:t>Answer: a</w:t>
-      </w:r>
-    </w:p>
-    <w:p>
-      <w:pPr>
-        <w:spacing w:after="0" w:before="0"/>
-      </w:pPr>
-      <w:r>
-        <w:rPr>
-          <w:b w:val="0"/>
-          <w:sz w:val="21"/>
-        </w:rPr>
-        <w:t>Solution: Ringer's lactate (RL) infusion is the immediate fluid to restore blood pressure and peripheral circulation in shock.</w:t>
-      </w:r>
-    </w:p>
-    <w:p>
-      <w:pPr>
-        <w:spacing w:after="0" w:before="0"/>
-      </w:pPr>
-      <w:r>
-        <w:rPr>
-          <w:b w:val="0"/>
-          <w:sz w:val="20"/>
-        </w:rPr>
-        <w:t>Positive Marks: 1</w:t>
-      </w:r>
-    </w:p>
-    <w:p>
-      <w:pPr>
-        <w:spacing w:after="160" w:before="0"/>
-      </w:pPr>
-      <w:r>
-        <w:rPr>
-          <w:b w:val="0"/>
-          <w:sz w:val="20"/>
-        </w:rPr>
-        <w:t>Negative Marks: 0.25</w:t>
-      </w:r>
-    </w:p>
-    <w:p>
-      <w:pPr>
-        <w:spacing w:after="20" w:before="120"/>
-      </w:pPr>
-      <w:r>
-        <w:rPr>
-          <w:b/>
-          <w:sz w:val="22"/>
-        </w:rPr>
-        <w:t>Question: In modern childhood immunization, one component of the DPT vaccine has been removed due to a high occurrence of side effects. Which component is it?</w:t>
-      </w:r>
-    </w:p>
-    <w:p>
-      <w:pPr>
-        <w:spacing w:after="0" w:before="0"/>
-      </w:pPr>
-      <w:r>
-        <w:rPr>
-          <w:b w:val="0"/>
-          <w:sz w:val="22"/>
-        </w:rPr>
-        <w:t>(a) Tetanus</w:t>
-      </w:r>
-    </w:p>
-    <w:p>
-      <w:pPr>
-        <w:spacing w:after="0" w:before="0"/>
-      </w:pPr>
-      <w:r>
-        <w:rPr>
-          <w:b w:val="0"/>
-          <w:sz w:val="22"/>
-        </w:rPr>
-        <w:t>(b) Diphtheria</w:t>
-      </w:r>
-    </w:p>
-    <w:p>
-      <w:pPr>
-        <w:spacing w:after="0" w:before="0"/>
-      </w:pPr>
-      <w:r>
-        <w:rPr>
-          <w:b w:val="0"/>
-          <w:sz w:val="22"/>
-        </w:rPr>
-        <w:t>(c) Pertussis</w:t>
-      </w:r>
-    </w:p>
-    <w:p>
-      <w:pPr>
-        <w:spacing w:after="0" w:before="0"/>
-      </w:pPr>
-      <w:r>
-        <w:rPr>
-          <w:b w:val="0"/>
-          <w:sz w:val="22"/>
-        </w:rPr>
-        <w:t>(d) All of the above</w:t>
-      </w:r>
-    </w:p>
-    <w:p>
-      <w:pPr>
-        <w:spacing w:after="0" w:before="40"/>
-      </w:pPr>
-      <w:r>
-        <w:rPr>
-          <w:b/>
-          <w:sz w:val="22"/>
-        </w:rPr>
-        <w:t>Answer: c</w:t>
-      </w:r>
-    </w:p>
-    <w:p>
-      <w:pPr>
-        <w:spacing w:after="0" w:before="0"/>
-      </w:pPr>
-      <w:r>
-        <w:rPr>
-          <w:b w:val="0"/>
-          <w:sz w:val="21"/>
-        </w:rPr>
-        <w:t>Solution: In modern childhood immunization, the component of the DPT vaccine that has been removed due to a high occurrence of side effects is pertussis (whooping cough). The original DPT vaccine contained three components: diphtheria toxoid, tetanus toxoid, and whole-cell pertussis vaccine. However, due to concerns about side effects associated with the whole-cell pertussis vaccine, an acellular pertussis vaccine was developed. The acellular pertussis vaccine contains purified components of the pertussis bacterium, which significantly reduces the risk of side effects while still providing protection against whooping cough. This change in the vaccine formulation has contributed to improved safety and acceptability of the DPT vaccine.</w:t>
-      </w:r>
-    </w:p>
-    <w:p>
-      <w:pPr>
-        <w:spacing w:after="0" w:before="0"/>
-      </w:pPr>
-      <w:r>
-        <w:rPr>
-          <w:b w:val="0"/>
-          <w:sz w:val="20"/>
-        </w:rPr>
-        <w:t>Positive Marks: 1</w:t>
-      </w:r>
-    </w:p>
-    <w:p>
-      <w:pPr>
-        <w:spacing w:after="160" w:before="0"/>
-      </w:pPr>
-      <w:r>
-        <w:rPr>
-          <w:b w:val="0"/>
-          <w:sz w:val="20"/>
-        </w:rPr>
-        <w:t>Negative Marks: 0.25</w:t>
+      <w:r>
+        <w:t xml:space="preserve">Question: The normal range of blood urea nitrogen (BUN) in an adult is</w:t>
+      </w:r>
+    </w:p>
+    <w:p>
+      <w:r>
+        <w:t xml:space="preserve">(a) 7-20 mg/dL</w:t>
+      </w:r>
+    </w:p>
+    <w:p>
+      <w:r>
+        <w:t xml:space="preserve">(b) 100-200 mg/dL</w:t>
+      </w:r>
+    </w:p>
+    <w:p>
+      <w:r>
+        <w:t xml:space="preserve">(c) 300-400 mg/dL</w:t>
+      </w:r>
+    </w:p>
+    <w:p>
+      <w:r>
+        <w:t xml:space="preserve">(d) 1-2 mg/dL</w:t>
+      </w:r>
+    </w:p>
+    <w:p>
+      <w:r>
+        <w:t xml:space="preserve">Answer: a</w:t>
+      </w:r>
+    </w:p>
+    <w:p>
+      <w:r>
+        <w:t xml:space="preserve">Solution: ✅ Correct Answer: a</w:t>
+      </w:r>
+    </w:p>
+    <w:p>
+      <w:r>
+        <w:t xml:space="preserve">🧠 Clinical Rationale: Normal BUN is 7–20 mg/dL. Urea is a nitrogenous waste produced by the liver from protein metabolism and excreted by the kidneys; BUN rises in renal failure, dehydration, and high protein intake.</w:t>
+      </w:r>
+    </w:p>
+    <w:p>
+      <w:r>
+        <w:t xml:space="preserve">❌ Why Not Other Options?</w:t>
+      </w:r>
+    </w:p>
+    <w:p>
+      <w:r>
+        <w:t xml:space="preserve">(b) — 100–200 mg/dL indicates severe azotemia/renal failure, not normal values.</w:t>
+      </w:r>
+    </w:p>
+    <w:p>
+      <w:r>
+        <w:t xml:space="preserve">(c) — 300–400 mg/dL is incompatible with life — dialysis-level toxicity.</w:t>
+      </w:r>
+    </w:p>
+    <w:p>
+      <w:r>
+        <w:t xml:space="preserve">(d) — 1–2 mg/dL is too low; such a value suggests severe liver failure or overhydration.</w:t>
+      </w:r>
+    </w:p>
+    <w:p>
+      <w:r>
+        <w:t xml:space="preserve">⚠️ Exam Trap: Remember the pair BUN 7–20 and creatinine 0.6–1.2 mg/dL — both rise in kidney failure, and the BUN:creatinine ratio (10:1 to 20:1) helps separate prerenal from renal causes.</w:t>
+      </w:r>
+    </w:p>
+    <w:p>
+      <w:r>
+        <w:t xml:space="preserve">💎 PNC Pearl: "BUN 7–20 — above that, think kidney or dehydration."</w:t>
+      </w:r>
+    </w:p>
+    <w:p>
+      <w:r>
+        <w:t xml:space="preserve">Positive Marks: 1</w:t>
+      </w:r>
+    </w:p>
+    <w:p>
+      <w:r>
+        <w:t xml:space="preserve">Negative Marks: 0.25</w:t>
+      </w:r>
+    </w:p>
+    <w:p>
+      <w:r>
+        <w:t xml:space="preserve"/>
+      </w:r>
+    </w:p>
+    <w:p>
+      <w:r>
+        <w:t xml:space="preserve">Question: The water temperature for filling a hot water bottle is approximately</w:t>
+      </w:r>
+    </w:p>
+    <w:p>
+      <w:r>
+        <w:t xml:space="preserve">(a) 43-52 degree C</w:t>
+      </w:r>
+    </w:p>
+    <w:p>
+      <w:r>
+        <w:t xml:space="preserve">(b) 100 degree C</w:t>
+      </w:r>
+    </w:p>
+    <w:p>
+      <w:r>
+        <w:t xml:space="preserve">(c) 0 degree C</w:t>
+      </w:r>
+    </w:p>
+    <w:p>
+      <w:r>
+        <w:t xml:space="preserve">(d) 70 degree C</w:t>
+      </w:r>
+    </w:p>
+    <w:p>
+      <w:r>
+        <w:t xml:space="preserve">Answer: a</w:t>
+      </w:r>
+    </w:p>
+    <w:p>
+      <w:r>
+        <w:t xml:space="preserve">Solution: ✅ Correct Answer: a</w:t>
+      </w:r>
+    </w:p>
+    <w:p>
+      <w:r>
+        <w:t xml:space="preserve">🧠 Clinical Rationale: A hot water bottle is filled two-thirds full with water at 43–52°C (110–125°F) and covered with a cloth before application. This delivers therapeutic warmth while preventing burns, especially in vulnerable patients.</w:t>
+      </w:r>
+    </w:p>
+    <w:p>
+      <w:r>
+        <w:t xml:space="preserve">❌ Why Not Other Options?</w:t>
+      </w:r>
+    </w:p>
+    <w:p>
+      <w:r>
+        <w:t xml:space="preserve">(b) — 100°C is boiling — it would scald severely and is never used.</w:t>
+      </w:r>
+    </w:p>
+    <w:p>
+      <w:r>
+        <w:t xml:space="preserve">(c) — 0°C is freezing; the bottle would be a cold pack, not a hot one.</w:t>
+      </w:r>
+    </w:p>
+    <w:p>
+      <w:r>
+        <w:t xml:space="preserve">(d) — 70°C is far too hot and causes deep burns through the skin.</w:t>
+      </w:r>
+    </w:p>
+    <w:p>
+      <w:r>
+        <w:t xml:space="preserve">⚠️ Exam Trap: Temperature ranges are heavily tested: hot water bottle 43–52°C, tepid sponge 26.7–37.8°C (80–100°F), hot soak 40–43°C. Also: fill ⅔ full, expel air, cover before applying.</w:t>
+      </w:r>
+    </w:p>
+    <w:p>
+      <w:r>
+        <w:t xml:space="preserve">💎 PNC Pearl: "Hot water bottle 43–52: warm, never scalding."</w:t>
+      </w:r>
+    </w:p>
+    <w:p>
+      <w:r>
+        <w:t xml:space="preserve">Positive Marks: 1</w:t>
+      </w:r>
+    </w:p>
+    <w:p>
+      <w:r>
+        <w:t xml:space="preserve">Negative Marks: 0.25</w:t>
+      </w:r>
+    </w:p>
+    <w:p>
+      <w:r>
+        <w:t xml:space="preserve"/>
+      </w:r>
+    </w:p>
+    <w:p>
+      <w:r>
+        <w:t xml:space="preserve">Question: The nurse tests for Trousseau's sign to detect</w:t>
+      </w:r>
+    </w:p>
+    <w:p>
+      <w:r>
+        <w:t xml:space="preserve">(a) Hypocalcemia</w:t>
+      </w:r>
+    </w:p>
+    <w:p>
+      <w:r>
+        <w:t xml:space="preserve">(b) Hyperkalemia</w:t>
+      </w:r>
+    </w:p>
+    <w:p>
+      <w:r>
+        <w:t xml:space="preserve">(c) Hyponatremia</w:t>
+      </w:r>
+    </w:p>
+    <w:p>
+      <w:r>
+        <w:t xml:space="preserve">(d) Hypoglycemia</w:t>
+      </w:r>
+    </w:p>
+    <w:p>
+      <w:r>
+        <w:t xml:space="preserve">Answer: a</w:t>
+      </w:r>
+    </w:p>
+    <w:p>
+      <w:r>
+        <w:t xml:space="preserve">Solution: ✅ Correct Answer: a</w:t>
+      </w:r>
+    </w:p>
+    <w:p>
+      <w:r>
+        <w:t xml:space="preserve">🧠 Clinical Rationale: Trousseau's sign is carpopedal spasm induced by inflating a BP cuff above systolic pressure for 3 minutes — it indicates latent tetany from hypocalcemia. Chvostek's sign (facial twitch on tapping the cheek) is the other classic hypocalcemia test.</w:t>
+      </w:r>
+    </w:p>
+    <w:p>
+      <w:r>
+        <w:t xml:space="preserve">❌ Why Not Other Options?</w:t>
+      </w:r>
+    </w:p>
+    <w:p>
+      <w:r>
+        <w:t xml:space="preserve">(b) — Hyperkalemia causes ECG changes and muscle weakness, not carpopedal spasm.</w:t>
+      </w:r>
+    </w:p>
+    <w:p>
+      <w:r>
+        <w:t xml:space="preserve">(c) — Hyponatremia causes confusion and seizures, not tetany signs.</w:t>
+      </w:r>
+    </w:p>
+    <w:p>
+      <w:r>
+        <w:t xml:space="preserve">(d) — Hypoglycemia causes sweating, tremors, and altered consciousness.</w:t>
+      </w:r>
+    </w:p>
+    <w:p>
+      <w:r>
+        <w:t xml:space="preserve">⚠️ Exam Trap: "Trousseau = BP cuff spasm; Chvostek = cheek tap twitch — BOTH mean hypocalcemia." Also pair hypocalcemia with parathyroid surgery (post-thyroidectomy complication).</w:t>
+      </w:r>
+    </w:p>
+    <w:p>
+      <w:r>
+        <w:t xml:space="preserve">💎 PNC Pearl: "Cuff squeeze, hand spasm — calcium is low (Trousseau)."</w:t>
+      </w:r>
+    </w:p>
+    <w:p>
+      <w:r>
+        <w:t xml:space="preserve">Positive Marks: 1</w:t>
+      </w:r>
+    </w:p>
+    <w:p>
+      <w:r>
+        <w:t xml:space="preserve">Negative Marks: 0.25</w:t>
+      </w:r>
+    </w:p>
+    <w:p>
+      <w:r>
+        <w:t xml:space="preserve"/>
+      </w:r>
+    </w:p>
+    <w:p>
+      <w:r>
+        <w:t xml:space="preserve">Question: The average weight of the placenta at term is approximately</w:t>
+      </w:r>
+    </w:p>
+    <w:p>
+      <w:r>
+        <w:t xml:space="preserve">(a) 500 g</w:t>
+      </w:r>
+    </w:p>
+    <w:p>
+      <w:r>
+        <w:t xml:space="preserve">(b) 100 g</w:t>
+      </w:r>
+    </w:p>
+    <w:p>
+      <w:r>
+        <w:t xml:space="preserve">(c) 2 kg</w:t>
+      </w:r>
+    </w:p>
+    <w:p>
+      <w:r>
+        <w:t xml:space="preserve">(d) 5 kg</w:t>
+      </w:r>
+    </w:p>
+    <w:p>
+      <w:r>
+        <w:t xml:space="preserve">Answer: a</w:t>
+      </w:r>
+    </w:p>
+    <w:p>
+      <w:r>
+        <w:t xml:space="preserve">Solution: ✅ Correct Answer: a</w:t>
+      </w:r>
+    </w:p>
+    <w:p>
+      <w:r>
+        <w:t xml:space="preserve">🧠 Clinical Rationale: The term placenta weighs about 500 g (roughly one-sixth of the fetal weight of ~3 kg). It is a disc about 15–20 cm in diameter and 2–3 cm thick.</w:t>
+      </w:r>
+    </w:p>
+    <w:p>
+      <w:r>
+        <w:t xml:space="preserve">❌ Why Not Other Options?</w:t>
+      </w:r>
+    </w:p>
+    <w:p>
+      <w:r>
+        <w:t xml:space="preserve">(b) — 100 g is far too light for a term placenta.</w:t>
+      </w:r>
+    </w:p>
+    <w:p>
+      <w:r>
+        <w:t xml:space="preserve">(c) — 2 kg would approach the fetal weight itself — physiologically impossible.</w:t>
+      </w:r>
+    </w:p>
+    <w:p>
+      <w:r>
+        <w:t xml:space="preserve">(d) — 5 kg is heavier than many newborns; a placenta never weighs this much.</w:t>
+      </w:r>
+    </w:p>
+    <w:p>
+      <w:r>
+        <w:t xml:space="preserve">⚠️ Exam Trap: Placenta facts: weight ~500 g, diameter 15–20 cm, fetal surface shiny (amniotic membrane), maternal surface dark red with cotyledons. "One-sixth of baby's weight" is the key ratio.</w:t>
+      </w:r>
+    </w:p>
+    <w:p>
+      <w:r>
+        <w:t xml:space="preserve">💎 PNC Pearl: "Placenta 500 g — one-sixth the weight of its tenant."</w:t>
+      </w:r>
+    </w:p>
+    <w:p>
+      <w:r>
+        <w:t xml:space="preserve">Positive Marks: 1</w:t>
+      </w:r>
+    </w:p>
+    <w:p>
+      <w:r>
+        <w:t xml:space="preserve">Negative Marks: 0.25</w:t>
+      </w:r>
+    </w:p>
+    <w:p>
+      <w:r>
+        <w:t xml:space="preserve"/>
+      </w:r>
+    </w:p>
+    <w:p>
+      <w:r>
+        <w:t xml:space="preserve">Question: The average length of a full-term newborn is about</w:t>
+      </w:r>
+    </w:p>
+    <w:p>
+      <w:r>
+        <w:t xml:space="preserve">(a) 48-52 cm</w:t>
+      </w:r>
+    </w:p>
+    <w:p>
+      <w:r>
+        <w:t xml:space="preserve">(b) 80-90 cm</w:t>
+      </w:r>
+    </w:p>
+    <w:p>
+      <w:r>
+        <w:t xml:space="preserve">(c) 20-30 cm</w:t>
+      </w:r>
+    </w:p>
+    <w:p>
+      <w:r>
+        <w:t xml:space="preserve">(d) 100-110 cm</w:t>
+      </w:r>
+    </w:p>
+    <w:p>
+      <w:r>
+        <w:t xml:space="preserve">Answer: a</w:t>
+      </w:r>
+    </w:p>
+    <w:p>
+      <w:r>
+        <w:t xml:space="preserve">Solution: ✅ Correct Answer: a</w:t>
+      </w:r>
+    </w:p>
+    <w:p>
+      <w:r>
+        <w:t xml:space="preserve">🧠 Clinical Rationale: A full-term newborn measures about 48–52 cm (average ~50 cm) in length, with an average weight of 2.5–4 kg and head circumference ~33–35 cm.</w:t>
+      </w:r>
+    </w:p>
+    <w:p>
+      <w:r>
+        <w:t xml:space="preserve">❌ Why Not Other Options?</w:t>
+      </w:r>
+    </w:p>
+    <w:p>
+      <w:r>
+        <w:t xml:space="preserve">(b) — 80–90 cm is the length of a 1-year-old (doubling of birth length by 1 year).</w:t>
+      </w:r>
+    </w:p>
+    <w:p>
+      <w:r>
+        <w:t xml:space="preserve">(c) — 20–30 cm is the length of a premature infant at ~24–28 weeks, far short of term.</w:t>
+      </w:r>
+    </w:p>
+    <w:p>
+      <w:r>
+        <w:t xml:space="preserve">(d) — 100–110 cm is the height of a 3–4-year-old child.</w:t>
+      </w:r>
+    </w:p>
+    <w:p>
+      <w:r>
+        <w:t xml:space="preserve">⚠️ Exam Trap: Growth milestones: birth ~50 cm, doubles by 1 year (~75 cm), doubles again by ~4 years (100 cm). Keep newborn length around 50 cm.</w:t>
+      </w:r>
+    </w:p>
+    <w:p>
+      <w:r>
+        <w:t xml:space="preserve">💎 PNC Pearl: "Born at 50 cm — the 'half-meter' baby."</w:t>
+      </w:r>
+    </w:p>
+    <w:p>
+      <w:r>
+        <w:t xml:space="preserve">Positive Marks: 1</w:t>
+      </w:r>
+    </w:p>
+    <w:p>
+      <w:r>
+        <w:t xml:space="preserve">Negative Marks: 0.25</w:t>
+      </w:r>
+    </w:p>
+    <w:p>
+      <w:r>
+        <w:t xml:space="preserve"/>
+      </w:r>
+    </w:p>
+    <w:p>
+      <w:r>
+        <w:t xml:space="preserve">Question: "Milieu therapy" in psychiatric nursing refers to</w:t>
+      </w:r>
+    </w:p>
+    <w:p>
+      <w:r>
+        <w:t xml:space="preserve">(a) A structured therapeutic environment</w:t>
+      </w:r>
+    </w:p>
+    <w:p>
+      <w:r>
+        <w:t xml:space="preserve">(b) Drug treatment only</w:t>
+      </w:r>
+    </w:p>
+    <w:p>
+      <w:r>
+        <w:t xml:space="preserve">(c) Electroconvulsive therapy</w:t>
+      </w:r>
+    </w:p>
+    <w:p>
+      <w:r>
+        <w:t xml:space="preserve">(d) Surgical treatment</w:t>
+      </w:r>
+    </w:p>
+    <w:p>
+      <w:r>
+        <w:t xml:space="preserve">Answer: a</w:t>
+      </w:r>
+    </w:p>
+    <w:p>
+      <w:r>
+        <w:t xml:space="preserve">Solution: ✅ Correct Answer: a</w:t>
+      </w:r>
+    </w:p>
+    <w:p>
+      <w:r>
+        <w:t xml:space="preserve">🧠 Clinical Rationale: Milieu therapy uses the patient's total environment — staff, other patients, routines, and physical space — as a therapeutic tool. A structured, safe, predictable setting promotes healthy behavior change and social learning.</w:t>
+      </w:r>
+    </w:p>
+    <w:p>
+      <w:r>
+        <w:t xml:space="preserve">❌ Why Not Other Options?</w:t>
+      </w:r>
+    </w:p>
+    <w:p>
+      <w:r>
+        <w:t xml:space="preserve">(b) — Drug treatment is pharmacotherapy, a separate treatment modality.</w:t>
+      </w:r>
+    </w:p>
+    <w:p>
+      <w:r>
+        <w:t xml:space="preserve">(c) — ECT is a biological treatment for severe depression/catatonia.</w:t>
+      </w:r>
+    </w:p>
+    <w:p>
+      <w:r>
+        <w:t xml:space="preserve">(d) — Surgery has no role in general psychiatric treatment.</w:t>
+      </w:r>
+    </w:p>
+    <w:p>
+      <w:r>
+        <w:t xml:space="preserve">⚠️ Exam Trap: "Milieu = environment as medicine." Know the nurse's role: structure, boundaries, role modeling, and a democratic community approach in milieu therapy.</w:t>
+      </w:r>
+    </w:p>
+    <w:p>
+      <w:r>
+        <w:t xml:space="preserve">💎 PNC Pearl: "Milieu = the ward itself heals — structure is the therapy."</w:t>
+      </w:r>
+    </w:p>
+    <w:p>
+      <w:r>
+        <w:t xml:space="preserve">Positive Marks: 1</w:t>
+      </w:r>
+    </w:p>
+    <w:p>
+      <w:r>
+        <w:t xml:space="preserve">Negative Marks: 0.25</w:t>
+      </w:r>
+    </w:p>
+    <w:p>
+      <w:r>
+        <w:t xml:space="preserve"/>
+      </w:r>
+    </w:p>
+    <w:p>
+      <w:r>
+        <w:t xml:space="preserve">Question: The POSHAN Abhiyaan (National Nutrition Mission) primarily aims at</w:t>
+      </w:r>
+    </w:p>
+    <w:p>
+      <w:r>
+        <w:t xml:space="preserve">(a) Reducing malnutrition among children and women</w:t>
+      </w:r>
+    </w:p>
+    <w:p>
+      <w:r>
+        <w:t xml:space="preserve">(b) Building roads</w:t>
+      </w:r>
+    </w:p>
+    <w:p>
+      <w:r>
+        <w:t xml:space="preserve">(c) Providing old-age pensions</w:t>
+      </w:r>
+    </w:p>
+    <w:p>
+      <w:r>
+        <w:t xml:space="preserve">(d) Digital literacy only</w:t>
+      </w:r>
+    </w:p>
+    <w:p>
+      <w:r>
+        <w:t xml:space="preserve">Answer: a</w:t>
+      </w:r>
+    </w:p>
+    <w:p>
+      <w:r>
+        <w:t xml:space="preserve">Solution: ✅ Correct Answer: a</w:t>
+      </w:r>
+    </w:p>
+    <w:p>
+      <w:r>
+        <w:t xml:space="preserve">🧠 Clinical Rationale: POSHAN Abhiyaan (launched 2018) aims to reduce stunting, undernutrition, anemia, and low birth weight among children, adolescent girls, and pregnant/lactating women through convergent nutrition services, technology (Poshan Tracker), and community awareness.</w:t>
+      </w:r>
+    </w:p>
+    <w:p>
+      <w:r>
+        <w:t xml:space="preserve">❌ Why Not Other Options?</w:t>
+      </w:r>
+    </w:p>
+    <w:p>
+      <w:r>
+        <w:t xml:space="preserve">(b) — Roads are infrastructure projects, unrelated to nutrition.</w:t>
+      </w:r>
+    </w:p>
+    <w:p>
+      <w:r>
+        <w:t xml:space="preserve">(c) — Old-age pensions come from social security schemes (e.g., IGNOAPS).</w:t>
+      </w:r>
+    </w:p>
+    <w:p>
+      <w:r>
+        <w:t xml:space="preserve">(d) — Digital literacy is a separate agenda (Digital India); POSHAN uses technology as a tool, not as its aim.</w:t>
+      </w:r>
+    </w:p>
+    <w:p>
+      <w:r>
+        <w:t xml:space="preserve">⚠️ Exam Trap: Connect schemes: POSHAN = nutrition mission (Poshan Maah in September); ICDS = Anganwadi nutrition services; PMMVY = maternity benefit. "Poshan = nutrition" is the anchor.</w:t>
+      </w:r>
+    </w:p>
+    <w:p>
+      <w:r>
+        <w:t xml:space="preserve">💎 PNC Pearl: "POSHAN = nutrition for the nation's children and mothers."</w:t>
+      </w:r>
+    </w:p>
+    <w:p>
+      <w:r>
+        <w:t xml:space="preserve">Positive Marks: 1</w:t>
+      </w:r>
+    </w:p>
+    <w:p>
+      <w:r>
+        <w:t xml:space="preserve">Negative Marks: 0.25</w:t>
+      </w:r>
+    </w:p>
+    <w:p>
+      <w:r>
+        <w:t xml:space="preserve"/>
+      </w:r>
+    </w:p>
+    <w:p>
+      <w:r>
+        <w:t xml:space="preserve">Question: A patient receiving salbutamol should be monitored for</w:t>
+      </w:r>
+    </w:p>
+    <w:p>
+      <w:r>
+        <w:t xml:space="preserve">(a) Tremors and tachycardia</w:t>
+      </w:r>
+    </w:p>
+    <w:p>
+      <w:r>
+        <w:t xml:space="preserve">(b) Bradycardia</w:t>
+      </w:r>
+    </w:p>
+    <w:p>
+      <w:r>
+        <w:t xml:space="preserve">(c) Diarrhea</w:t>
+      </w:r>
+    </w:p>
+    <w:p>
+      <w:r>
+        <w:t xml:space="preserve">(d) Sedation</w:t>
+      </w:r>
+    </w:p>
+    <w:p>
+      <w:r>
+        <w:t xml:space="preserve">Answer: a</w:t>
+      </w:r>
+    </w:p>
+    <w:p>
+      <w:r>
+        <w:t xml:space="preserve">Solution: ✅ Correct Answer: a</w:t>
+      </w:r>
+    </w:p>
+    <w:p>
+      <w:r>
+        <w:t xml:space="preserve">🧠 Clinical Rationale: Salbutamol (albuterol) is a beta-2 agonist bronchodilator, but at therapeutic doses it also stimulates beta-1 receptors and the CNS, causing fine tremors, palpitations, and tachycardia. These effects are common and usually mild.</w:t>
+      </w:r>
+    </w:p>
+    <w:p>
+      <w:r>
+        <w:t xml:space="preserve">❌ Why Not Other Options?</w:t>
+      </w:r>
+    </w:p>
+    <w:p>
+      <w:r>
+        <w:t xml:space="preserve">(b) — Beta stimulation increases heart rate; bradycardia would follow beta-blockers, not salbutamol.</w:t>
+      </w:r>
+    </w:p>
+    <w:p>
+      <w:r>
+        <w:t xml:space="preserve">(c) — Diarrhea is not a characteristic salbutamol effect.</w:t>
+      </w:r>
+    </w:p>
+    <w:p>
+      <w:r>
+        <w:t xml:space="preserve">(d) — Salbutamol is stimulating, not sedating.</w:t>
+      </w:r>
+    </w:p>
+    <w:p>
+      <w:r>
+        <w:t xml:space="preserve">⚠️ Exam Trap: Opposite pairs: salbutamol (beta-2 agonist) = tachycardia/tremor; propranolol (beta-blocker) = bradycardia/bronchospasm. Also know salbutamol is the drug of choice in acute asthma and that overdose causes hypokalemia.</w:t>
+      </w:r>
+    </w:p>
+    <w:p>
+      <w:r>
+        <w:t xml:space="preserve">💎 PNC Pearl: "Salbutamol shakes the hands and races the heart."</w:t>
+      </w:r>
+    </w:p>
+    <w:p>
+      <w:r>
+        <w:t xml:space="preserve">Positive Marks: 1</w:t>
+      </w:r>
+    </w:p>
+    <w:p>
+      <w:r>
+        <w:t xml:space="preserve">Negative Marks: 0.25</w:t>
+      </w:r>
+    </w:p>
+    <w:p>
+      <w:r>
+        <w:t xml:space="preserve"/>
+      </w:r>
+    </w:p>
+    <w:p>
+      <w:r>
+        <w:t xml:space="preserve">Question: The normal range of serum phosphorus is</w:t>
+      </w:r>
+    </w:p>
+    <w:p>
+      <w:r>
+        <w:t xml:space="preserve">(a) 2.5-4.5 mg/dL</w:t>
+      </w:r>
+    </w:p>
+    <w:p>
+      <w:r>
+        <w:t xml:space="preserve">(b) 20-30 mg/dL</w:t>
+      </w:r>
+    </w:p>
+    <w:p>
+      <w:r>
+        <w:t xml:space="preserve">(c) 100-200 mg/dL</w:t>
+      </w:r>
+    </w:p>
+    <w:p>
+      <w:r>
+        <w:t xml:space="preserve">(d) 500-600 mg/dL</w:t>
+      </w:r>
+    </w:p>
+    <w:p>
+      <w:r>
+        <w:t xml:space="preserve">Answer: a</w:t>
+      </w:r>
+    </w:p>
+    <w:p>
+      <w:r>
+        <w:t xml:space="preserve">Solution: ✅ Correct Answer: a</w:t>
+      </w:r>
+    </w:p>
+    <w:p>
+      <w:r>
+        <w:t xml:space="preserve">🧠 Clinical Rationale: Normal serum phosphorus is 2.5–4.5 mg/dL. It rises in renal failure (hyperphosphatemia) and falls in hyperparathyroidism; it works in inverse relationship with calcium.</w:t>
+      </w:r>
+    </w:p>
+    <w:p>
+      <w:r>
+        <w:t xml:space="preserve">❌ Why Not Other Options?</w:t>
+      </w:r>
+    </w:p>
+    <w:p>
+      <w:r>
+        <w:t xml:space="preserve">(b) — 20–30 mg/dL is massively elevated and not a normal range.</w:t>
+      </w:r>
+    </w:p>
+    <w:p>
+      <w:r>
+        <w:t xml:space="preserve">(c) — 100–200 mg/dL is in the glucose range, not phosphorus.</w:t>
+      </w:r>
+    </w:p>
+    <w:p>
+      <w:r>
+        <w:t xml:space="preserve">(d) — 500–600 mg/dL is on the order of blood ammonia levels in severe liver failure — irrelevant here.</w:t>
+      </w:r>
+    </w:p>
+    <w:p>
+      <w:r>
+        <w:t xml:space="preserve">⚠️ Exam Trap: "Calcium 8.5–10.5, phosphorus 2.5–4.5 — they move opposite each other." In renal failure: calcium ↓, phosphorus ↑.</w:t>
+      </w:r>
+    </w:p>
+    <w:p>
+      <w:r>
+        <w:t xml:space="preserve">💎 PNC Pearl: "Phosphorus 2.5–4.5 — the calcium's dancing partner."</w:t>
+      </w:r>
+    </w:p>
+    <w:p>
+      <w:r>
+        <w:t xml:space="preserve">Positive Marks: 1</w:t>
+      </w:r>
+    </w:p>
+    <w:p>
+      <w:r>
+        <w:t xml:space="preserve">Negative Marks: 0.25</w:t>
+      </w:r>
+    </w:p>
+    <w:p>
+      <w:r>
+        <w:t xml:space="preserve"/>
+      </w:r>
+    </w:p>
+    <w:p>
+      <w:r>
+        <w:t xml:space="preserve">Question: Trachoma, a leading cause of preventable blindness, is caused by</w:t>
+      </w:r>
+    </w:p>
+    <w:p>
+      <w:r>
+        <w:t xml:space="preserve">(a) Chlamydia trachomatis</w:t>
+      </w:r>
+    </w:p>
+    <w:p>
+      <w:r>
+        <w:t xml:space="preserve">(b) Neisseria gonorrhoeae</w:t>
+      </w:r>
+    </w:p>
+    <w:p>
+      <w:r>
+        <w:t xml:space="preserve">(c) Herpes simplex virus</w:t>
+      </w:r>
+    </w:p>
+    <w:p>
+      <w:r>
+        <w:t xml:space="preserve">(d) Staphylococcus aureus</w:t>
+      </w:r>
+    </w:p>
+    <w:p>
+      <w:r>
+        <w:t xml:space="preserve">Answer: a</w:t>
+      </w:r>
+    </w:p>
+    <w:p>
+      <w:r>
+        <w:t xml:space="preserve">Solution: ✅ Correct Answer: a</w:t>
+      </w:r>
+    </w:p>
+    <w:p>
+      <w:r>
+        <w:t xml:space="preserve">🧠 Clinical Rationale: Trachoma is caused by Chlamydia trachomatis (serovars A–C), a bacterial infection spread by direct contact and flies. Repeated infection scars the conjunctiva, inverting eyelashes (trichiasis) that abrade the cornea, leading to blindness.</w:t>
+      </w:r>
+    </w:p>
+    <w:p>
+      <w:r>
+        <w:t xml:space="preserve">❌ Why Not Other Options?</w:t>
+      </w:r>
+    </w:p>
+    <w:p>
+      <w:r>
+        <w:t xml:space="preserve">(b) — N. gonorrhoeae causes ophthalmia neonatorum and conjunctivitis but not trachoma.</w:t>
+      </w:r>
+    </w:p>
+    <w:p>
+      <w:r>
+        <w:t xml:space="preserve">(c) — HSV causes herpetic keratitis, a different corneal infection.</w:t>
+      </w:r>
+    </w:p>
+    <w:p>
+      <w:r>
+        <w:t xml:space="preserve">(d) — S. aureus causes styes and bacterial conjunctivitis, not trachoma.</w:t>
+      </w:r>
+    </w:p>
+    <w:p>
+      <w:r>
+        <w:t xml:space="preserve">⚠️ Exam Trap: WHO's SAFE strategy for trachoma: Surgery, Antibiotics (azithromycin), Facial cleanliness, Environmental improvement. Also know Vitamin A deficiency (not trachoma) as the other major preventable blindness cause.</w:t>
+      </w:r>
+    </w:p>
+    <w:p>
+      <w:r>
+        <w:t xml:space="preserve">💎 PNC Pearl: "Trachoma = Chlamydia scratching the cornea blind."</w:t>
+      </w:r>
+    </w:p>
+    <w:p>
+      <w:r>
+        <w:t xml:space="preserve">Positive Marks: 1</w:t>
+      </w:r>
+    </w:p>
+    <w:p>
+      <w:r>
+        <w:t xml:space="preserve">Negative Marks: 0.25</w:t>
+      </w:r>
+    </w:p>
+    <w:p>
+      <w:r>
+        <w:t xml:space="preserve">Question: The anemia of chronic kidney disease is treated primarily with</w:t>
+      </w:r>
+    </w:p>
+    <w:p>
+      <w:r>
+        <w:t xml:space="preserve">(a) Erythropoietin injections</w:t>
+      </w:r>
+    </w:p>
+    <w:p>
+      <w:r>
+        <w:t xml:space="preserve">(b) Blood transfusions only</w:t>
+      </w:r>
+    </w:p>
+    <w:p>
+      <w:r>
+        <w:t xml:space="preserve">(c) Oral iron only</w:t>
+      </w:r>
+    </w:p>
+    <w:p>
+      <w:r>
+        <w:t xml:space="preserve">(d) Vitamin C only</w:t>
+      </w:r>
+    </w:p>
+    <w:p>
+      <w:r>
+        <w:t xml:space="preserve">Answer: a</w:t>
+      </w:r>
+    </w:p>
+    <w:p>
+      <w:r>
+        <w:t xml:space="preserve">Solution: ✅ Correct Answer: a</w:t>
+      </w:r>
+    </w:p>
+    <w:p>
+      <w:r>
+        <w:t xml:space="preserve">🧠 Clinical Rationale: The kidneys produce erythropoietin (EPO), the hormone that stimulates RBC production. In CKD the failing kidneys produce too little EPO, causing normocytic anemia. Recombinant erythropoietin injections (with iron supplementation) are the mainstay of treatment.</w:t>
+      </w:r>
+    </w:p>
+    <w:p>
+      <w:r>
+        <w:t xml:space="preserve">❌ Why Not Other Options?</w:t>
+      </w:r>
+    </w:p>
+    <w:p>
+      <w:r>
+        <w:t xml:space="preserve">(b) — Transfusions only give temporary relief and carry infection/iron-overload risks; they are used for symptomatic emergencies, not as primary therapy.</w:t>
+      </w:r>
+    </w:p>
+    <w:p>
+      <w:r>
+        <w:t xml:space="preserve">(c) — Iron alone cannot fix the problem because the marrow lacks EPO stimulation to use the iron.</w:t>
+      </w:r>
+    </w:p>
+    <w:p>
+      <w:r>
+        <w:t xml:space="preserve">(d) — Vitamin C aids iron absorption but does not address the EPO deficiency.</w:t>
+      </w:r>
+    </w:p>
+    <w:p>
+      <w:r>
+        <w:t xml:space="preserve">⚠️ Exam Trap: "CKD anemia = EPO deficiency → give EPO + iron." Monitor hemoglobin and blood pressure (EPO can raise BP and cause thrombosis).</w:t>
+      </w:r>
+    </w:p>
+    <w:p>
+      <w:r>
+        <w:t xml:space="preserve">💎 PNC Pearl: "Failing kidneys stop the EPO factory — inject the hormone back."</w:t>
+      </w:r>
+    </w:p>
+    <w:p>
+      <w:r>
+        <w:t xml:space="preserve">Positive Marks: 1</w:t>
+      </w:r>
+    </w:p>
+    <w:p>
+      <w:r>
+        <w:t xml:space="preserve">Negative Marks: 0.25</w:t>
+      </w:r>
+    </w:p>
+    <w:p>
+      <w:r>
+        <w:t xml:space="preserve"/>
+      </w:r>
+    </w:p>
+    <w:p>
+      <w:r>
+        <w:t xml:space="preserve">Question: A patient with a fractured tibia in a cast develops severe pain, and the toes are dusky and swollen. The nurse suspects</w:t>
+      </w:r>
+    </w:p>
+    <w:p>
+      <w:r>
+        <w:t xml:space="preserve">(a) Compartment syndrome</w:t>
+      </w:r>
+    </w:p>
+    <w:p>
+      <w:r>
+        <w:t xml:space="preserve">(b) Normal healing</w:t>
+      </w:r>
+    </w:p>
+    <w:p>
+      <w:r>
+        <w:t xml:space="preserve">(c) Skin infection</w:t>
+      </w:r>
+    </w:p>
+    <w:p>
+      <w:r>
+        <w:t xml:space="preserve">(d) Weight gain</w:t>
+      </w:r>
+    </w:p>
+    <w:p>
+      <w:r>
+        <w:t xml:space="preserve">Answer: a</w:t>
+      </w:r>
+    </w:p>
+    <w:p>
+      <w:r>
+        <w:t xml:space="preserve">Solution: ✅ Correct Answer: a</w:t>
+      </w:r>
+    </w:p>
+    <w:p>
+      <w:r>
+        <w:t xml:space="preserve">🧠 Clinical Rationale: The classic 5 Ps of compartment syndrome are Pain (out of proportion), Pallor, Paresthesia, Paralysis, and Pulselessness. Severe pain, dusky toes, and swelling inside a cast indicate rising compartment pressure threatening the limb — an emergency requiring cast splitting/fasciotomy.</w:t>
+      </w:r>
+    </w:p>
+    <w:p>
+      <w:r>
+        <w:t xml:space="preserve">❌ Why Not Other Options?</w:t>
+      </w:r>
+    </w:p>
+    <w:p>
+      <w:r>
+        <w:t xml:space="preserve">(b) — Normal healing never causes duskiness, severe pain, or neurovascular compromise.</w:t>
+      </w:r>
+    </w:p>
+    <w:p>
+      <w:r>
+        <w:t xml:space="preserve">(c) — Skin infection causes localized redness, warmth, and pus — not dusky, swollen toes with severe pain.</w:t>
+      </w:r>
+    </w:p>
+    <w:p>
+      <w:r>
+        <w:t xml:space="preserve">(d) — Weight gain has no relation to casted-limb neurovascular signs.</w:t>
+      </w:r>
+    </w:p>
+    <w:p>
+      <w:r>
+        <w:t xml:space="preserve">⚠️ Exam Trap: "5 Ps of compartment syndrome" + "pain out of proportion" is the red flag. Action: loosen/remove cast, keep limb at heart level (not elevated), and notify immediately — delay = permanent muscle/nerve damage.</w:t>
+      </w:r>
+    </w:p>
+    <w:p>
+      <w:r>
+        <w:t xml:space="preserve">💎 PNC Pearl: "Pain, pallor, paresthesia — the cast limb is crying out."</w:t>
+      </w:r>
+    </w:p>
+    <w:p>
+      <w:r>
+        <w:t xml:space="preserve">Positive Marks: 1</w:t>
+      </w:r>
+    </w:p>
+    <w:p>
+      <w:r>
+        <w:t xml:space="preserve">Negative Marks: 0.25</w:t>
+      </w:r>
+    </w:p>
+    <w:p>
+      <w:r>
+        <w:t xml:space="preserve"/>
+      </w:r>
+    </w:p>
+    <w:p>
+      <w:r>
+        <w:t xml:space="preserve">Question: The HbA1c level of a diabetic patient should be checked approximately every</w:t>
+      </w:r>
+    </w:p>
+    <w:p>
+      <w:r>
+        <w:t xml:space="preserve">(a) 3 months</w:t>
+      </w:r>
+    </w:p>
+    <w:p>
+      <w:r>
+        <w:t xml:space="preserve">(b) 3 days</w:t>
+      </w:r>
+    </w:p>
+    <w:p>
+      <w:r>
+        <w:t xml:space="preserve">(c) 3 years</w:t>
+      </w:r>
+    </w:p>
+    <w:p>
+      <w:r>
+        <w:t xml:space="preserve">(d) week</w:t>
+      </w:r>
+    </w:p>
+    <w:p>
+      <w:r>
+        <w:t xml:space="preserve">Answer: a</w:t>
+      </w:r>
+    </w:p>
+    <w:p>
+      <w:r>
+        <w:t xml:space="preserve">Solution: ✅ Correct Answer: a</w:t>
+      </w:r>
+    </w:p>
+    <w:p>
+      <w:r>
+        <w:t xml:space="preserve">🧠 Clinical Rationale: HbA1c reflects the average blood glucose over the preceding 2–3 months (the lifespan of red cells). Measuring it every 3 months lets the clinician assess long-term glycemic control and adjust therapy. Target HbA1c is generally &lt; 7%.</w:t>
+      </w:r>
+    </w:p>
+    <w:p>
+      <w:r>
+        <w:t xml:space="preserve">❌ Why Not Other Options?</w:t>
+      </w:r>
+    </w:p>
+    <w:p>
+      <w:r>
+        <w:t xml:space="preserve">(b) — 3 days is too frequent; HbA1c does not change over days.</w:t>
+      </w:r>
+    </w:p>
+    <w:p>
+      <w:r>
+        <w:t xml:space="preserve">(c) — 3 years is too infrequent to guide therapy.</w:t>
+      </w:r>
+    </w:p>
+    <w:p>
+      <w:r>
+        <w:t xml:space="preserve">(d) — Weekly testing adds no information about the 2–3 month average.</w:t>
+      </w:r>
+    </w:p>
+    <w:p>
+      <w:r>
+        <w:t xml:space="preserve">⚠️ Exam Trap: "HbA1c = 90-day memory of glucose." Know: &lt; 5.7 normal, 5.7–6.4 prediabetes, ≥ 6.5 diabetes; and that the test needs no fasting.</w:t>
+      </w:r>
+    </w:p>
+    <w:p>
+      <w:r>
+        <w:t xml:space="preserve">💎 PNC Pearl: "A1c every 3 months — the red cell remembers glucose for 90 days."</w:t>
+      </w:r>
+    </w:p>
+    <w:p>
+      <w:r>
+        <w:t xml:space="preserve">Positive Marks: 1</w:t>
+      </w:r>
+    </w:p>
+    <w:p>
+      <w:r>
+        <w:t xml:space="preserve">Negative Marks: 0.25</w:t>
+      </w:r>
+    </w:p>
+    <w:p>
+      <w:r>
+        <w:t xml:space="preserve"/>
+      </w:r>
+    </w:p>
+    <w:p>
+      <w:r>
+        <w:t xml:space="preserve">Question: When giving eye care to a patient, the nurse should clean the eye</w:t>
+      </w:r>
+    </w:p>
+    <w:p>
+      <w:r>
+        <w:t xml:space="preserve">(a) From the inner canthus to the outer canthus</w:t>
+      </w:r>
+    </w:p>
+    <w:p>
+      <w:r>
+        <w:t xml:space="preserve">(b) From the outer canthus to the inner canthus</w:t>
+      </w:r>
+    </w:p>
+    <w:p>
+      <w:r>
+        <w:t xml:space="preserve">(c) In any direction</w:t>
+      </w:r>
+    </w:p>
+    <w:p>
+      <w:r>
+        <w:t xml:space="preserve">(d) Only the lower lid</w:t>
+      </w:r>
+    </w:p>
+    <w:p>
+      <w:r>
+        <w:t xml:space="preserve">Answer: a</w:t>
+      </w:r>
+    </w:p>
+    <w:p>
+      <w:r>
+        <w:t xml:space="preserve">Solution: ✅ Correct Answer: a</w:t>
+      </w:r>
+    </w:p>
+    <w:p>
+      <w:r>
+        <w:t xml:space="preserve">🧠 Clinical Rationale: The eye is cleaned from the inner canthus (near the nose, where the lacrimal punctum drains tears) toward the outer canthus. This prevents debris and discharge from being pushed toward the lacrimal duct, reducing the risk of infection spreading.</w:t>
+      </w:r>
+    </w:p>
+    <w:p>
+      <w:r>
+        <w:t xml:space="preserve">❌ Why Not Other Options?</w:t>
+      </w:r>
+    </w:p>
+    <w:p>
+      <w:r>
+        <w:t xml:space="preserve">(b) — Cleaning outward-to-inward pushes contamination toward the tear duct and nose.</w:t>
+      </w:r>
+    </w:p>
+    <w:p>
+      <w:r>
+        <w:t xml:space="preserve">(c) — Random direction risks moving debris into the duct and cross-contaminating the other eye.</w:t>
+      </w:r>
+    </w:p>
+    <w:p>
+      <w:r>
+        <w:t xml:space="preserve">(d) — Both lids need care; a separate swab per eye and per stroke prevents cross-infection.</w:t>
+      </w:r>
+    </w:p>
+    <w:p>
+      <w:r>
+        <w:t xml:space="preserve">⚠️ Exam Trap: "Inner → outer" for eyes (away from the duct), and use a separate moist swab per stroke, one per eye. Same logic as cleaning any wound away from the drain.</w:t>
+      </w:r>
+    </w:p>
+    <w:p>
+      <w:r>
+        <w:t xml:space="preserve">💎 PNC Pearl: "Wipe the eye from nose to ear — away from the tear duct."</w:t>
+      </w:r>
+    </w:p>
+    <w:p>
+      <w:r>
+        <w:t xml:space="preserve">Positive Marks: 1</w:t>
+      </w:r>
+    </w:p>
+    <w:p>
+      <w:r>
+        <w:t xml:space="preserve">Negative Marks: 0.25</w:t>
+      </w:r>
+    </w:p>
+    <w:p>
+      <w:r>
+        <w:t xml:space="preserve"/>
+      </w:r>
+    </w:p>
+    <w:p>
+      <w:r>
+        <w:t xml:space="preserve">Question: Postpartum hemorrhage in a vaginal delivery is defined as blood loss of</w:t>
+      </w:r>
+    </w:p>
+    <w:p>
+      <w:r>
+        <w:t xml:space="preserve">(a) More than 500 mL</w:t>
+      </w:r>
+    </w:p>
+    <w:p>
+      <w:r>
+        <w:t xml:space="preserve">(b) Less than 100 mL</w:t>
+      </w:r>
+    </w:p>
+    <w:p>
+      <w:r>
+        <w:t xml:space="preserve">(c) More than 2000 mL only</w:t>
+      </w:r>
+    </w:p>
+    <w:p>
+      <w:r>
+        <w:t xml:space="preserve">(d) About 50 mL</w:t>
+      </w:r>
+    </w:p>
+    <w:p>
+      <w:r>
+        <w:t xml:space="preserve">Answer: a</w:t>
+      </w:r>
+    </w:p>
+    <w:p>
+      <w:r>
+        <w:t xml:space="preserve">Solution: ✅ Correct Answer: a</w:t>
+      </w:r>
+    </w:p>
+    <w:p>
+      <w:r>
+        <w:t xml:space="preserve">🧠 Clinical Rationale: PPH is classically defined as blood loss &gt; 500 mL after vaginal delivery or &gt; 1000 mL after cesarean section (some guidelines use any blood loss with signs of hypovolemia). The leading cause is uterine atony — the uterus fails to contract.</w:t>
+      </w:r>
+    </w:p>
+    <w:p>
+      <w:r>
+        <w:t xml:space="preserve">❌ Why Not Other Options?</w:t>
+      </w:r>
+    </w:p>
+    <w:p>
+      <w:r>
+        <w:t xml:space="preserve">(b) — Less than 100 mL is normal postpartum loss, not hemorrhage.</w:t>
+      </w:r>
+    </w:p>
+    <w:p>
+      <w:r>
+        <w:t xml:space="preserve">(c) — 2000 mL is massive PPH, but hemorrhage starts well before that threshold.</w:t>
+      </w:r>
+    </w:p>
+    <w:p>
+      <w:r>
+        <w:t xml:space="preserve">(d) — 50 mL is a normal finding; PPH is far greater.</w:t>
+      </w:r>
+    </w:p>
+    <w:p>
+      <w:r>
+        <w:t xml:space="preserve">⚠️ Exam Trap: PPH management "4 Ts": Tone (atony — massage + oxytocin), Trauma (lacerations), Tissue (retained placenta), Thrombin (coagulopathy). Oxytocin is the first-line uterotonic.</w:t>
+      </w:r>
+    </w:p>
+    <w:p>
+      <w:r>
+        <w:t xml:space="preserve">💎 PNC Pearl: "500 mL vaginally and the alarm bells ring — think the 4 Ts."</w:t>
+      </w:r>
+    </w:p>
+    <w:p>
+      <w:r>
+        <w:t xml:space="preserve">Positive Marks: 1</w:t>
+      </w:r>
+    </w:p>
+    <w:p>
+      <w:r>
+        <w:t xml:space="preserve">Negative Marks: 0.25</w:t>
+      </w:r>
+    </w:p>
+    <w:p>
+      <w:r>
+        <w:t xml:space="preserve"/>
+      </w:r>
+    </w:p>
+    <w:p>
+      <w:r>
+        <w:t xml:space="preserve">Question: A child with a cough lasting more than 2 weeks should be evaluated for</w:t>
+      </w:r>
+    </w:p>
+    <w:p>
+      <w:r>
+        <w:t xml:space="preserve">(a) Tuberculosis</w:t>
+      </w:r>
+    </w:p>
+    <w:p>
+      <w:r>
+        <w:t xml:space="preserve">(b) Teething</w:t>
+      </w:r>
+    </w:p>
+    <w:p>
+      <w:r>
+        <w:t xml:space="preserve">(c) Obesity</w:t>
+      </w:r>
+    </w:p>
+    <w:p>
+      <w:r>
+        <w:t xml:space="preserve">(d) Tonsillitis only</w:t>
+      </w:r>
+    </w:p>
+    <w:p>
+      <w:r>
+        <w:t xml:space="preserve">Answer: a</w:t>
+      </w:r>
+    </w:p>
+    <w:p>
+      <w:r>
+        <w:t xml:space="preserve">Solution: ✅ Correct Answer: a</w:t>
+      </w:r>
+    </w:p>
+    <w:p>
+      <w:r>
+        <w:t xml:space="preserve">🧠 Clinical Rationale: Under India's National TB Elimination Programme (NTEP), a cough lasting more than 2 weeks is a presumptive symptom of pulmonary tuberculosis in children and adults, triggering sputum/X-ray evaluation. Chronic cough is the classic presenting feature of childhood TB.</w:t>
+      </w:r>
+    </w:p>
+    <w:p>
+      <w:r>
+        <w:t xml:space="preserve">❌ Why Not Other Options?</w:t>
+      </w:r>
+    </w:p>
+    <w:p>
+      <w:r>
+        <w:t xml:space="preserve">(b) — Teething causes drooling and irritability, not a persistent 2-week cough.</w:t>
+      </w:r>
+    </w:p>
+    <w:p>
+      <w:r>
+        <w:t xml:space="preserve">(c) — Obesity does not cause chronic cough in children.</w:t>
+      </w:r>
+    </w:p>
+    <w:p>
+      <w:r>
+        <w:t xml:space="preserve">(d) — Tonsillitis causes sore throat and usually resolves within days; a 2-week cough points to TB.</w:t>
+      </w:r>
+    </w:p>
+    <w:p>
+      <w:r>
+        <w:t xml:space="preserve">⚠️ Exam Trap: "Cough &gt; 2 weeks = presumptive TB" under NTEP; also add hemoptysis, fever, night sweats, weight loss. Any child with prolonged cough needs TB evaluation.</w:t>
+      </w:r>
+    </w:p>
+    <w:p>
+      <w:r>
+        <w:t xml:space="preserve">💎 PNC Pearl: "Two weeks of cough = think TB, not just a cold."</w:t>
+      </w:r>
+    </w:p>
+    <w:p>
+      <w:r>
+        <w:t xml:space="preserve">Positive Marks: 1</w:t>
+      </w:r>
+    </w:p>
+    <w:p>
+      <w:r>
+        <w:t xml:space="preserve">Negative Marks: 0.25</w:t>
+      </w:r>
+    </w:p>
+    <w:p>
+      <w:r>
+        <w:t xml:space="preserve"/>
+      </w:r>
+    </w:p>
+    <w:p>
+      <w:r>
+        <w:t xml:space="preserve">Question: In the Indian public health system, the First Referral Unit (FRU) is located at the level of the</w:t>
+      </w:r>
+    </w:p>
+    <w:p>
+      <w:r>
+        <w:t xml:space="preserve">(a) Community health centre (CHC)</w:t>
+      </w:r>
+    </w:p>
+    <w:p>
+      <w:r>
+        <w:t xml:space="preserve">(b) Sub-centre</w:t>
+      </w:r>
+    </w:p>
+    <w:p>
+      <w:r>
+        <w:t xml:space="preserve">(c) Village</w:t>
+      </w:r>
+    </w:p>
+    <w:p>
+      <w:r>
+        <w:t xml:space="preserve">(d) Medical college only</w:t>
+      </w:r>
+    </w:p>
+    <w:p>
+      <w:r>
+        <w:t xml:space="preserve">Answer: a</w:t>
+      </w:r>
+    </w:p>
+    <w:p>
+      <w:r>
+        <w:t xml:space="preserve">Solution: ✅ Correct Answer: a</w:t>
+      </w:r>
+    </w:p>
+    <w:p>
+      <w:r>
+        <w:t xml:space="preserve">🧠 Clinical Rationale: The Community Health Centre (CHC) is the first referral unit in India's three-tier rural healthcare structure. It provides specialist services (OBG, pediatrics, surgery, medicine), emergency obstetric and newborn care, and receives referrals from PHCs. One CHC covers ~120,000 population (80,000 in tribal areas).</w:t>
+      </w:r>
+    </w:p>
+    <w:p>
+      <w:r>
+        <w:t xml:space="preserve">❌ Why Not Other Options?</w:t>
+      </w:r>
+    </w:p>
+    <w:p>
+      <w:r>
+        <w:t xml:space="preserve">(b) — The sub-centre is the most peripheral unit (one per ~5,000 population), manned by an ANM/MPW.</w:t>
+      </w:r>
+    </w:p>
+    <w:p>
+      <w:r>
+        <w:t xml:space="preserve">(c) — The village level has ASHA workers and village health committees, not referral facilities.</w:t>
+      </w:r>
+    </w:p>
+    <w:p>
+      <w:r>
+        <w:t xml:space="preserve">(d) — Medical colleges are the highest tertiary referral level, not the FIRST referral unit.</w:t>
+      </w:r>
+    </w:p>
+    <w:p>
+      <w:r>
+        <w:t xml:space="preserve">⚠️ Exam Trap: Rural health pyramid: Village (ASHA) → Sub-centre → PHC → CHC (FRU) → District Hospital → Medical College. Know the population norms: SC 5,000; PHC 30,000; CHC 120,000.</w:t>
+      </w:r>
+    </w:p>
+    <w:p>
+      <w:r>
+        <w:t xml:space="preserve">💎 PNC Pearl: "CHC is the first referral stop — sub-centre and PHC just refer up."</w:t>
+      </w:r>
+    </w:p>
+    <w:p>
+      <w:r>
+        <w:t xml:space="preserve">Positive Marks: 1</w:t>
+      </w:r>
+    </w:p>
+    <w:p>
+      <w:r>
+        <w:t xml:space="preserve">Negative Marks: 0.25</w:t>
+      </w:r>
+    </w:p>
+    <w:p>
+      <w:r>
+        <w:t xml:space="preserve"/>
+      </w:r>
+    </w:p>
+    <w:p>
+      <w:r>
+        <w:t xml:space="preserve">Question: A patient with a severe head injury develops large volumes of dilute urine. The nurse suspects</w:t>
+      </w:r>
+    </w:p>
+    <w:p>
+      <w:r>
+        <w:t xml:space="preserve">(a) Diabetes insipidus</w:t>
+      </w:r>
+    </w:p>
+    <w:p>
+      <w:r>
+        <w:t xml:space="preserve">(b) Syndrome of inappropriate ADH</w:t>
+      </w:r>
+    </w:p>
+    <w:p>
+      <w:r>
+        <w:t xml:space="preserve">(c) A normal finding</w:t>
+      </w:r>
+    </w:p>
+    <w:p>
+      <w:r>
+        <w:t xml:space="preserve">(d) Urinary tract infection</w:t>
+      </w:r>
+    </w:p>
+    <w:p>
+      <w:r>
+        <w:t xml:space="preserve">Answer: a</w:t>
+      </w:r>
+    </w:p>
+    <w:p>
+      <w:r>
+        <w:t xml:space="preserve">Solution: ✅ Correct Answer: a</w:t>
+      </w:r>
+    </w:p>
+    <w:p>
+      <w:r>
+        <w:t xml:space="preserve">🧠 Clinical Rationale: Head injury can damage the posterior pituitary or hypothalamus, causing ADH (vasopressin) deficiency — central diabetes insipidus. The kidneys then cannot concentrate urine, producing large volumes of dilute urine (polyuria with low specific gravity) and risking severe dehydration and hypernatremia.</w:t>
+      </w:r>
+    </w:p>
+    <w:p>
+      <w:r>
+        <w:t xml:space="preserve">❌ Why Not Other Options?</w:t>
+      </w:r>
+    </w:p>
+    <w:p>
+      <w:r>
+        <w:t xml:space="preserve">(b) — SIADH causes the OPPOSITE: excess ADH → water retention → concentrated urine, hyponatremia, and low urine output.</w:t>
+      </w:r>
+    </w:p>
+    <w:p>
+      <w:r>
+        <w:t xml:space="preserve">(c) — Large dilute urine volumes are never normal after head injury.</w:t>
+      </w:r>
+    </w:p>
+    <w:p>
+      <w:r>
+        <w:t xml:space="preserve">(d) — UTI causes frequency with small volumes and burning, not massive dilute polyuria.</w:t>
+      </w:r>
+    </w:p>
+    <w:p>
+      <w:r>
+        <w:t xml:space="preserve">⚠️ Exam Trap: The DI vs SIADH contrast is exam gold: DI = dilute urine + high Na⁺ (hypernatremia); SIADH = concentrated urine + low Na⁺ (hyponatremia). After head injury, also watch urine specific gravity (&lt; 1.005 in DI).</w:t>
+      </w:r>
+    </w:p>
+    <w:p>
+      <w:r>
+        <w:t xml:space="preserve">💎 PNC Pearl: "Head injury + buckets of watery urine = DI (ADH is down)."</w:t>
+      </w:r>
+    </w:p>
+    <w:p>
+      <w:r>
+        <w:t xml:space="preserve">Positive Marks: 1</w:t>
+      </w:r>
+    </w:p>
+    <w:p>
+      <w:r>
+        <w:t xml:space="preserve">Negative Marks: 0.25</w:t>
+      </w:r>
+    </w:p>
+    <w:p>
+      <w:r>
+        <w:t xml:space="preserve"/>
+      </w:r>
+    </w:p>
+    <w:p>
+      <w:r>
+        <w:t xml:space="preserve">Question: The addition of fluoride to drinking water helps to prevent</w:t>
+      </w:r>
+    </w:p>
+    <w:p>
+      <w:r>
+        <w:t xml:space="preserve">(a) Dental caries</w:t>
+      </w:r>
+    </w:p>
+    <w:p>
+      <w:r>
+        <w:t xml:space="preserve">(b) Goitre</w:t>
+      </w:r>
+    </w:p>
+    <w:p>
+      <w:r>
+        <w:t xml:space="preserve">(c) Anemia</w:t>
+      </w:r>
+    </w:p>
+    <w:p>
+      <w:r>
+        <w:t xml:space="preserve">(d) Rickets</w:t>
+      </w:r>
+    </w:p>
+    <w:p>
+      <w:r>
+        <w:t xml:space="preserve">Answer: a</w:t>
+      </w:r>
+    </w:p>
+    <w:p>
+      <w:r>
+        <w:t xml:space="preserve">Solution: ✅ Correct Answer: a</w:t>
+      </w:r>
+    </w:p>
+    <w:p>
+      <w:r>
+        <w:t xml:space="preserve">🧠 Clinical Rationale: Fluoride at optimal levels (about 0.7–1.0 ppm) strengthens tooth enamel and promotes remineralization, significantly reducing dental caries. Community water fluoridation is a proven public health measure.</w:t>
+      </w:r>
+    </w:p>
+    <w:p>
+      <w:r>
+        <w:t xml:space="preserve">❌ Why Not Other Options?</w:t>
+      </w:r>
+    </w:p>
+    <w:p>
+      <w:r>
+        <w:t xml:space="preserve">(b) — Goitre is prevented by iodine, not fluoride.</w:t>
+      </w:r>
+    </w:p>
+    <w:p>
+      <w:r>
+        <w:t xml:space="preserve">(c) — Anemia is prevented by iron and folic acid.</w:t>
+      </w:r>
+    </w:p>
+    <w:p>
+      <w:r>
+        <w:t xml:space="preserve">(d) — Rickets is prevented by vitamin D and calcium.</w:t>
+      </w:r>
+    </w:p>
+    <w:p>
+      <w:r>
+        <w:t xml:space="preserve">⚠️ Exam Trap: Deficiency-prevention pairings: fluoride→caries, iodine→goitre, iron→anemia, vitamin D→rickets, vitamin A→night blindness. Also know excess fluoride causes dental/skeletal fluorosis.</w:t>
+      </w:r>
+    </w:p>
+    <w:p>
+      <w:r>
+        <w:t xml:space="preserve">💎 PNC Pearl: "Fluoride hardens the smile — caries-free by chemistry."</w:t>
+      </w:r>
+    </w:p>
+    <w:p>
+      <w:r>
+        <w:t xml:space="preserve">Positive Marks: 1</w:t>
+      </w:r>
+    </w:p>
+    <w:p>
+      <w:r>
+        <w:t xml:space="preserve">Negative Marks: 0.25</w:t>
+      </w:r>
+    </w:p>
+    <w:p>
+      <w:r>
+        <w:t xml:space="preserve"/>
+      </w:r>
+    </w:p>
+    <w:p>
+      <w:r>
+        <w:t xml:space="preserve">Question: When a documentation error is made in the medical record, the nurse should</w:t>
+      </w:r>
+    </w:p>
+    <w:p>
+      <w:r>
+        <w:t xml:space="preserve">(a) Draw a single line through it, mark "error" and initial it</w:t>
+      </w:r>
+    </w:p>
+    <w:p>
+      <w:r>
+        <w:t xml:space="preserve">(b) Erase the entry completely</w:t>
+      </w:r>
+    </w:p>
+    <w:p>
+      <w:r>
+        <w:t xml:space="preserve">(c) Cover it with correction fluid</w:t>
+      </w:r>
+    </w:p>
+    <w:p>
+      <w:r>
+        <w:t xml:space="preserve">(d) Tear out the page</w:t>
+      </w:r>
+    </w:p>
+    <w:p>
+      <w:r>
+        <w:t xml:space="preserve">Answer: a</w:t>
+      </w:r>
+    </w:p>
+    <w:p>
+      <w:r>
+        <w:t xml:space="preserve">Solution: ✅ Correct Answer: a</w:t>
+      </w:r>
+    </w:p>
+    <w:p>
+      <w:r>
+        <w:t xml:space="preserve">🧠 Clinical Rationale: The correct method is to draw a single line through the error (keeping it legible), write "error," add the date and the nurse's initials. This preserves the original entry for legal accuracy and shows the correction was deliberate.</w:t>
+      </w:r>
+    </w:p>
+    <w:p>
+      <w:r>
+        <w:t xml:space="preserve">❌ Why Not Other Options?</w:t>
+      </w:r>
+    </w:p>
+    <w:p>
+      <w:r>
+        <w:t xml:space="preserve">(b) — Erasing removes evidence and looks like concealment; it is legally indefensible.</w:t>
+      </w:r>
+    </w:p>
+    <w:p>
+      <w:r>
+        <w:t xml:space="preserve">(c) — Correction fluid (white-out) hides the original entry, which is prohibited in medical records.</w:t>
+      </w:r>
+    </w:p>
+    <w:p>
+      <w:r>
+        <w:t xml:space="preserve">(d) — Tearing out pages destroys record integrity and is a serious documentation violation.</w:t>
+      </w:r>
+    </w:p>
+    <w:p>
+      <w:r>
+        <w:t xml:space="preserve">⚠️ Exam Trap: "Never erase, never white-out, never tear — line it, label it, initial it." Also never leave blank spaces and never document for another person.</w:t>
+      </w:r>
+    </w:p>
+    <w:p>
+      <w:r>
+        <w:t xml:space="preserve">💎 PNC Pearl: "One line, the word 'error,' your initials — honest corrections, legally safe."</w:t>
+      </w:r>
+    </w:p>
+    <w:p>
+      <w:r>
+        <w:t xml:space="preserve">Positive Marks: 1</w:t>
+      </w:r>
+    </w:p>
+    <w:p>
+      <w:r>
+        <w:t xml:space="preserve">Negative Marks: 0.25</w:t>
       </w:r>
     </w:p>
     <w:sectPr>
       <w:pgSz w:w="12240" w:h="15840"/>
-      <w:pgMar w:top="864" w:right="1008" w:bottom="864" w:left="1008" w:header="720" w:footer="720" w:gutter="0"/>
+      <w:pgMar w:top="1440" w:right="1800" w:bottom="1440" w:left="1800" w:header="720" w:footer="720" w:gutter="0"/>
       <w:cols w:space="720"/>
       <w:docGrid w:linePitch="360"/>
     </w:sectPr>
@@ -2535,10 +2065,6 @@
     <w:name w:val="Normal"/>
     <w:qFormat/>
     <w:rsid w:val="00FC693F"/>
-    <w:rPr>
-      <w:rFonts w:ascii="Calibri" w:hAnsi="Calibri"/>
-      <w:sz w:val="22"/>
-    </w:rPr>
   </w:style>
   <w:style w:type="paragraph" w:styleId="Header">
     <w:name w:val="header"/>
